--- a/Project-1/reports/2.2_Документация_о_дизайне.docx
+++ b/Project-1/reports/2.2_Документация_о_дизайне.docx
@@ -141,7 +141,7 @@
         <w:jc w:val="center"/>
       </w:pPr>
       <w:r>
-        <w:t>Версия системы 1.0.0</w:t>
+        <w:t>Версия системы 1.1.0</w:t>
       </w:r>
     </w:p>
     <w:p>
@@ -228,7 +228,10 @@
         <w:t>В документе приведены анализ пользователей и требований, концепция фирменного стиля, цветовая палитра с оценкой контрастности, т</w:t>
       </w:r>
       <w:r>
-        <w:t>ипографика, логотип, иконки и фотографии товаров, а также реализация оформления в конфигурации: начальная страница, формы справочников и документов, условное оформление, отчёты, печатные формы и китайский интерфейс.</w:t>
+        <w:t>ипографика, логотип, иконки и фотографии товаров, а также реализация оформления в конфигурации: начальная страница, формы справочников и документов, удобство добавления товаров, оформление броней, условное оформление, отчёты, печатные формы и китайский инт</w:t>
+      </w:r>
+      <w:r>
+        <w:t>ерфейс. Сведения соответствуют версии 1.1.0 системы.</w:t>
       </w:r>
     </w:p>
     <w:p>
@@ -237,10 +240,7 @@
         <w:jc w:val="both"/>
       </w:pPr>
       <w:r>
-        <w:t>Документ оформлен с учётом ГОСТ 7.32-201</w:t>
-      </w:r>
-      <w:r>
-        <w:t>7.</w:t>
+        <w:t>Документ оформлен с учётом ГОСТ 7.32-2017.</w:t>
       </w:r>
     </w:p>
     <w:p>
@@ -261,7 +261,7 @@
     <w:sdt>
       <w:sdtPr>
         <w:alias w:val="Содержание"/>
-        <w:id w:val="-931353605"/>
+        <w:id w:val="-1425327592"/>
       </w:sdtPr>
       <w:sdtEndPr/>
       <w:sdtContent>
@@ -284,7 +284,7 @@
           <w:r>
             <w:fldChar w:fldCharType="separate"/>
           </w:r>
-          <w:hyperlink w:anchor="_Toc243558557" w:history="1">
+          <w:hyperlink w:anchor="_Toc243670887" w:history="1">
             <w:r>
               <w:rPr>
                 <w:rStyle w:val="a5"/>
@@ -308,7 +308,7 @@
               <w:rPr>
                 <w:noProof/>
               </w:rPr>
-              <w:instrText xml:space="preserve"> PAGEREF _Toc243558557 \h </w:instrText>
+              <w:instrText xml:space="preserve"> PAGEREF _Toc243670887 \h </w:instrText>
             </w:r>
             <w:r>
               <w:rPr>
@@ -325,7 +325,7 @@
               <w:rPr>
                 <w:noProof/>
               </w:rPr>
-              <w:t>4</w:t>
+              <w:t>5</w:t>
             </w:r>
             <w:r>
               <w:rPr>
@@ -345,7 +345,7 @@
               <w:noProof/>
             </w:rPr>
           </w:pPr>
-          <w:hyperlink w:anchor="_Toc243558558" w:history="1">
+          <w:hyperlink w:anchor="_Toc243670888" w:history="1">
             <w:r>
               <w:rPr>
                 <w:rStyle w:val="a5"/>
@@ -369,7 +369,7 @@
               <w:rPr>
                 <w:noProof/>
               </w:rPr>
-              <w:instrText xml:space="preserve"> PAGEREF _Toc243558558 \h </w:instrText>
+              <w:instrText xml:space="preserve"> PAGEREF _Toc243670888 \h </w:instrText>
             </w:r>
             <w:r>
               <w:rPr>
@@ -386,7 +386,7 @@
               <w:rPr>
                 <w:noProof/>
               </w:rPr>
-              <w:t>5</w:t>
+              <w:t>6</w:t>
             </w:r>
             <w:r>
               <w:rPr>
@@ -406,7 +406,7 @@
               <w:noProof/>
             </w:rPr>
           </w:pPr>
-          <w:hyperlink w:anchor="_Toc243558559" w:history="1">
+          <w:hyperlink w:anchor="_Toc243670889" w:history="1">
             <w:r>
               <w:rPr>
                 <w:rStyle w:val="a5"/>
@@ -430,7 +430,7 @@
               <w:rPr>
                 <w:noProof/>
               </w:rPr>
-              <w:instrText xml:space="preserve"> PAGEREF _Toc243558559 \h </w:instrText>
+              <w:instrText xml:space="preserve"> PAGEREF _Toc243670889 \h </w:instrText>
             </w:r>
             <w:r>
               <w:rPr>
@@ -447,7 +447,7 @@
               <w:rPr>
                 <w:noProof/>
               </w:rPr>
-              <w:t>5</w:t>
+              <w:t>6</w:t>
             </w:r>
             <w:r>
               <w:rPr>
@@ -467,7 +467,7 @@
               <w:noProof/>
             </w:rPr>
           </w:pPr>
-          <w:hyperlink w:anchor="_Toc243558560" w:history="1">
+          <w:hyperlink w:anchor="_Toc243670890" w:history="1">
             <w:r>
               <w:rPr>
                 <w:rStyle w:val="a5"/>
@@ -491,7 +491,7 @@
               <w:rPr>
                 <w:noProof/>
               </w:rPr>
-              <w:instrText xml:space="preserve"> PAGEREF _Toc243558560 \h </w:instrText>
+              <w:instrText xml:space="preserve"> PAGEREF _Toc243670890 \h </w:instrText>
             </w:r>
             <w:r>
               <w:rPr>
@@ -508,7 +508,7 @@
               <w:rPr>
                 <w:noProof/>
               </w:rPr>
-              <w:t>5</w:t>
+              <w:t>6</w:t>
             </w:r>
             <w:r>
               <w:rPr>
@@ -528,7 +528,7 @@
               <w:noProof/>
             </w:rPr>
           </w:pPr>
-          <w:hyperlink w:anchor="_Toc243558561" w:history="1">
+          <w:hyperlink w:anchor="_Toc243670891" w:history="1">
             <w:r>
               <w:rPr>
                 <w:rStyle w:val="a5"/>
@@ -552,7 +552,7 @@
               <w:rPr>
                 <w:noProof/>
               </w:rPr>
-              <w:instrText xml:space="preserve"> PAGEREF _Toc243558561 \h </w:instrText>
+              <w:instrText xml:space="preserve"> PAGEREF _Toc243670891 \h </w:instrText>
             </w:r>
             <w:r>
               <w:rPr>
@@ -569,7 +569,7 @@
               <w:rPr>
                 <w:noProof/>
               </w:rPr>
-              <w:t>6</w:t>
+              <w:t>7</w:t>
             </w:r>
             <w:r>
               <w:rPr>
@@ -589,7 +589,7 @@
               <w:noProof/>
             </w:rPr>
           </w:pPr>
-          <w:hyperlink w:anchor="_Toc243558562" w:history="1">
+          <w:hyperlink w:anchor="_Toc243670892" w:history="1">
             <w:r>
               <w:rPr>
                 <w:rStyle w:val="a5"/>
@@ -613,7 +613,7 @@
               <w:rPr>
                 <w:noProof/>
               </w:rPr>
-              <w:instrText xml:space="preserve"> PAGEREF _Toc243558562 \h </w:instrText>
+              <w:instrText xml:space="preserve"> PAGEREF _Toc243670892 \h </w:instrText>
             </w:r>
             <w:r>
               <w:rPr>
@@ -630,7 +630,7 @@
               <w:rPr>
                 <w:noProof/>
               </w:rPr>
-              <w:t>7</w:t>
+              <w:t>8</w:t>
             </w:r>
             <w:r>
               <w:rPr>
@@ -650,7 +650,7 @@
               <w:noProof/>
             </w:rPr>
           </w:pPr>
-          <w:hyperlink w:anchor="_Toc243558563" w:history="1">
+          <w:hyperlink w:anchor="_Toc243670893" w:history="1">
             <w:r>
               <w:rPr>
                 <w:rStyle w:val="a5"/>
@@ -674,7 +674,7 @@
               <w:rPr>
                 <w:noProof/>
               </w:rPr>
-              <w:instrText xml:space="preserve"> PAGEREF _Toc243558563 \h </w:instrText>
+              <w:instrText xml:space="preserve"> PAGEREF _Toc243670893 \h </w:instrText>
             </w:r>
             <w:r>
               <w:rPr>
@@ -691,7 +691,7 @@
               <w:rPr>
                 <w:noProof/>
               </w:rPr>
-              <w:t>8</w:t>
+              <w:t>9</w:t>
             </w:r>
             <w:r>
               <w:rPr>
@@ -711,7 +711,7 @@
               <w:noProof/>
             </w:rPr>
           </w:pPr>
-          <w:hyperlink w:anchor="_Toc243558564" w:history="1">
+          <w:hyperlink w:anchor="_Toc243670894" w:history="1">
             <w:r>
               <w:rPr>
                 <w:rStyle w:val="a5"/>
@@ -735,7 +735,7 @@
               <w:rPr>
                 <w:noProof/>
               </w:rPr>
-              <w:instrText xml:space="preserve"> PAGEREF _Toc243558564 \h </w:instrText>
+              <w:instrText xml:space="preserve"> PAGEREF _Toc243670894 \h </w:instrText>
             </w:r>
             <w:r>
               <w:rPr>
@@ -752,7 +752,7 @@
               <w:rPr>
                 <w:noProof/>
               </w:rPr>
-              <w:t>9</w:t>
+              <w:t>10</w:t>
             </w:r>
             <w:r>
               <w:rPr>
@@ -772,7 +772,7 @@
               <w:noProof/>
             </w:rPr>
           </w:pPr>
-          <w:hyperlink w:anchor="_Toc243558565" w:history="1">
+          <w:hyperlink w:anchor="_Toc243670895" w:history="1">
             <w:r>
               <w:rPr>
                 <w:rStyle w:val="a5"/>
@@ -796,7 +796,7 @@
               <w:rPr>
                 <w:noProof/>
               </w:rPr>
-              <w:instrText xml:space="preserve"> PAGEREF _Toc243558565 \h </w:instrText>
+              <w:instrText xml:space="preserve"> PAGEREF _Toc243670895 \h </w:instrText>
             </w:r>
             <w:r>
               <w:rPr>
@@ -813,7 +813,7 @@
               <w:rPr>
                 <w:noProof/>
               </w:rPr>
-              <w:t>10</w:t>
+              <w:t>11</w:t>
             </w:r>
             <w:r>
               <w:rPr>
@@ -833,7 +833,7 @@
               <w:noProof/>
             </w:rPr>
           </w:pPr>
-          <w:hyperlink w:anchor="_Toc243558566" w:history="1">
+          <w:hyperlink w:anchor="_Toc243670896" w:history="1">
             <w:r>
               <w:rPr>
                 <w:rStyle w:val="a5"/>
@@ -857,7 +857,7 @@
               <w:rPr>
                 <w:noProof/>
               </w:rPr>
-              <w:instrText xml:space="preserve"> PAGEREF _Toc243558566 \h </w:instrText>
+              <w:instrText xml:space="preserve"> PAGEREF _Toc243670896 \h </w:instrText>
             </w:r>
             <w:r>
               <w:rPr>
@@ -874,7 +874,7 @@
               <w:rPr>
                 <w:noProof/>
               </w:rPr>
-              <w:t>10</w:t>
+              <w:t>11</w:t>
             </w:r>
             <w:r>
               <w:rPr>
@@ -894,7 +894,7 @@
               <w:noProof/>
             </w:rPr>
           </w:pPr>
-          <w:hyperlink w:anchor="_Toc243558567" w:history="1">
+          <w:hyperlink w:anchor="_Toc243670897" w:history="1">
             <w:r>
               <w:rPr>
                 <w:rStyle w:val="a5"/>
@@ -918,7 +918,7 @@
               <w:rPr>
                 <w:noProof/>
               </w:rPr>
-              <w:instrText xml:space="preserve"> PAGEREF _Toc243558567 \h </w:instrText>
+              <w:instrText xml:space="preserve"> PAGEREF _Toc243670897 \h </w:instrText>
             </w:r>
             <w:r>
               <w:rPr>
@@ -935,7 +935,7 @@
               <w:rPr>
                 <w:noProof/>
               </w:rPr>
-              <w:t>10</w:t>
+              <w:t>11</w:t>
             </w:r>
             <w:r>
               <w:rPr>
@@ -955,7 +955,7 @@
               <w:noProof/>
             </w:rPr>
           </w:pPr>
-          <w:hyperlink w:anchor="_Toc243558568" w:history="1">
+          <w:hyperlink w:anchor="_Toc243670898" w:history="1">
             <w:r>
               <w:rPr>
                 <w:rStyle w:val="a5"/>
@@ -979,7 +979,7 @@
               <w:rPr>
                 <w:noProof/>
               </w:rPr>
-              <w:instrText xml:space="preserve"> PAGEREF _Toc243558568 \h </w:instrText>
+              <w:instrText xml:space="preserve"> PAGEREF _Toc243670898 \h </w:instrText>
             </w:r>
             <w:r>
               <w:rPr>
@@ -996,7 +996,7 @@
               <w:rPr>
                 <w:noProof/>
               </w:rPr>
-              <w:t>11</w:t>
+              <w:t>12</w:t>
             </w:r>
             <w:r>
               <w:rPr>
@@ -1016,7 +1016,7 @@
               <w:noProof/>
             </w:rPr>
           </w:pPr>
-          <w:hyperlink w:anchor="_Toc243558569" w:history="1">
+          <w:hyperlink w:anchor="_Toc243670899" w:history="1">
             <w:r>
               <w:rPr>
                 <w:rStyle w:val="a5"/>
@@ -1040,7 +1040,7 @@
               <w:rPr>
                 <w:noProof/>
               </w:rPr>
-              <w:instrText xml:space="preserve"> PAGEREF _Toc243558569 \h </w:instrText>
+              <w:instrText xml:space="preserve"> PAGEREF _Toc243670899 \h </w:instrText>
             </w:r>
             <w:r>
               <w:rPr>
@@ -1057,7 +1057,7 @@
               <w:rPr>
                 <w:noProof/>
               </w:rPr>
-              <w:t>12</w:t>
+              <w:t>13</w:t>
             </w:r>
             <w:r>
               <w:rPr>
@@ -1077,7 +1077,7 @@
               <w:noProof/>
             </w:rPr>
           </w:pPr>
-          <w:hyperlink w:anchor="_Toc243558570" w:history="1">
+          <w:hyperlink w:anchor="_Toc243670900" w:history="1">
             <w:r>
               <w:rPr>
                 <w:rStyle w:val="a5"/>
@@ -1101,7 +1101,7 @@
               <w:rPr>
                 <w:noProof/>
               </w:rPr>
-              <w:instrText xml:space="preserve"> PAGEREF _Toc243558570 \h </w:instrText>
+              <w:instrText xml:space="preserve"> PAGEREF _Toc243670900 \h </w:instrText>
             </w:r>
             <w:r>
               <w:rPr>
@@ -1118,7 +1118,7 @@
               <w:rPr>
                 <w:noProof/>
               </w:rPr>
-              <w:t>12</w:t>
+              <w:t>13</w:t>
             </w:r>
             <w:r>
               <w:rPr>
@@ -1138,7 +1138,7 @@
               <w:noProof/>
             </w:rPr>
           </w:pPr>
-          <w:hyperlink w:anchor="_Toc243558571" w:history="1">
+          <w:hyperlink w:anchor="_Toc243670901" w:history="1">
             <w:r>
               <w:rPr>
                 <w:rStyle w:val="a5"/>
@@ -1162,7 +1162,7 @@
               <w:rPr>
                 <w:noProof/>
               </w:rPr>
-              <w:instrText xml:space="preserve"> PAGEREF _Toc243558571 \h </w:instrText>
+              <w:instrText xml:space="preserve"> PAGEREF _Toc243670901 \h </w:instrText>
             </w:r>
             <w:r>
               <w:rPr>
@@ -1179,7 +1179,7 @@
               <w:rPr>
                 <w:noProof/>
               </w:rPr>
-              <w:t>12</w:t>
+              <w:t>13</w:t>
             </w:r>
             <w:r>
               <w:rPr>
@@ -1199,7 +1199,7 @@
               <w:noProof/>
             </w:rPr>
           </w:pPr>
-          <w:hyperlink w:anchor="_Toc243558572" w:history="1">
+          <w:hyperlink w:anchor="_Toc243670902" w:history="1">
             <w:r>
               <w:rPr>
                 <w:rStyle w:val="a5"/>
@@ -1223,7 +1223,7 @@
               <w:rPr>
                 <w:noProof/>
               </w:rPr>
-              <w:instrText xml:space="preserve"> PAGEREF _Toc243558572 \h </w:instrText>
+              <w:instrText xml:space="preserve"> PAGEREF _Toc243670902 \h </w:instrText>
             </w:r>
             <w:r>
               <w:rPr>
@@ -1240,7 +1240,7 @@
               <w:rPr>
                 <w:noProof/>
               </w:rPr>
-              <w:t>13</w:t>
+              <w:t>14</w:t>
             </w:r>
             <w:r>
               <w:rPr>
@@ -1260,7 +1260,7 @@
               <w:noProof/>
             </w:rPr>
           </w:pPr>
-          <w:hyperlink w:anchor="_Toc243558573" w:history="1">
+          <w:hyperlink w:anchor="_Toc243670903" w:history="1">
             <w:r>
               <w:rPr>
                 <w:rStyle w:val="a5"/>
@@ -1284,7 +1284,7 @@
               <w:rPr>
                 <w:noProof/>
               </w:rPr>
-              <w:instrText xml:space="preserve"> PAGEREF _Toc243558573 \h </w:instrText>
+              <w:instrText xml:space="preserve"> PAGEREF _Toc243670903 \h </w:instrText>
             </w:r>
             <w:r>
               <w:rPr>
@@ -1301,7 +1301,7 @@
               <w:rPr>
                 <w:noProof/>
               </w:rPr>
-              <w:t>14</w:t>
+              <w:t>16</w:t>
             </w:r>
             <w:r>
               <w:rPr>
@@ -1321,13 +1321,13 @@
               <w:noProof/>
             </w:rPr>
           </w:pPr>
-          <w:hyperlink w:anchor="_Toc243558574" w:history="1">
+          <w:hyperlink w:anchor="_Toc243670904" w:history="1">
             <w:r>
               <w:rPr>
                 <w:rStyle w:val="a5"/>
                 <w:noProof/>
               </w:rPr>
-              <w:t>7.5 Условное оформление списков и отчётов</w:t>
+              <w:t>7.5 Удобство добавления товаров</w:t>
             </w:r>
             <w:r>
               <w:rPr>
@@ -1345,7 +1345,7 @@
               <w:rPr>
                 <w:noProof/>
               </w:rPr>
-              <w:instrText xml:space="preserve"> PAGEREF _Toc243558574 \h </w:instrText>
+              <w:instrText xml:space="preserve"> PAGEREF _Toc243670904 \h </w:instrText>
             </w:r>
             <w:r>
               <w:rPr>
@@ -1362,7 +1362,7 @@
               <w:rPr>
                 <w:noProof/>
               </w:rPr>
-              <w:t>15</w:t>
+              <w:t>16</w:t>
             </w:r>
             <w:r>
               <w:rPr>
@@ -1382,13 +1382,13 @@
               <w:noProof/>
             </w:rPr>
           </w:pPr>
-          <w:hyperlink w:anchor="_Toc243558575" w:history="1">
+          <w:hyperlink w:anchor="_Toc243670905" w:history="1">
             <w:r>
               <w:rPr>
                 <w:rStyle w:val="a5"/>
                 <w:noProof/>
               </w:rPr>
-              <w:t>7.6 Печатные формы</w:t>
+              <w:t>7.6 Оформление броней</w:t>
             </w:r>
             <w:r>
               <w:rPr>
@@ -1406,7 +1406,7 @@
               <w:rPr>
                 <w:noProof/>
               </w:rPr>
-              <w:instrText xml:space="preserve"> PAGEREF _Toc243558575 \h </w:instrText>
+              <w:instrText xml:space="preserve"> PAGEREF _Toc243670905 \h </w:instrText>
             </w:r>
             <w:r>
               <w:rPr>
@@ -1423,7 +1423,7 @@
               <w:rPr>
                 <w:noProof/>
               </w:rPr>
-              <w:t>16</w:t>
+              <w:t>18</w:t>
             </w:r>
             <w:r>
               <w:rPr>
@@ -1443,13 +1443,13 @@
               <w:noProof/>
             </w:rPr>
           </w:pPr>
-          <w:hyperlink w:anchor="_Toc243558576" w:history="1">
+          <w:hyperlink w:anchor="_Toc243670906" w:history="1">
             <w:r>
               <w:rPr>
                 <w:rStyle w:val="a5"/>
                 <w:noProof/>
               </w:rPr>
-              <w:t>7.7 Китайский интерфейс</w:t>
+              <w:t>7.7 Условное оформление списков и отчётов</w:t>
             </w:r>
             <w:r>
               <w:rPr>
@@ -1467,7 +1467,7 @@
               <w:rPr>
                 <w:noProof/>
               </w:rPr>
-              <w:instrText xml:space="preserve"> PAGEREF _Toc243558576 \h </w:instrText>
+              <w:instrText xml:space="preserve"> PAGEREF _Toc243670906 \h </w:instrText>
             </w:r>
             <w:r>
               <w:rPr>
@@ -1484,7 +1484,129 @@
               <w:rPr>
                 <w:noProof/>
               </w:rPr>
-              <w:t>17</w:t>
+              <w:t>19</w:t>
+            </w:r>
+            <w:r>
+              <w:rPr>
+                <w:noProof/>
+              </w:rPr>
+              <w:fldChar w:fldCharType="end"/>
+            </w:r>
+          </w:hyperlink>
+        </w:p>
+        <w:p>
+          <w:pPr>
+            <w:pStyle w:val="20"/>
+            <w:tabs>
+              <w:tab w:val="right" w:leader="dot" w:pos="9345"/>
+            </w:tabs>
+            <w:rPr>
+              <w:noProof/>
+            </w:rPr>
+          </w:pPr>
+          <w:hyperlink w:anchor="_Toc243670907" w:history="1">
+            <w:r>
+              <w:rPr>
+                <w:rStyle w:val="a5"/>
+                <w:noProof/>
+              </w:rPr>
+              <w:t>7.8 Печатные формы</w:t>
+            </w:r>
+            <w:r>
+              <w:rPr>
+                <w:noProof/>
+              </w:rPr>
+              <w:tab/>
+            </w:r>
+            <w:r>
+              <w:rPr>
+                <w:noProof/>
+              </w:rPr>
+              <w:fldChar w:fldCharType="begin"/>
+            </w:r>
+            <w:r>
+              <w:rPr>
+                <w:noProof/>
+              </w:rPr>
+              <w:instrText xml:space="preserve"> PAGEREF _Toc243670907 \h </w:instrText>
+            </w:r>
+            <w:r>
+              <w:rPr>
+                <w:noProof/>
+              </w:rPr>
+            </w:r>
+            <w:r>
+              <w:rPr>
+                <w:noProof/>
+              </w:rPr>
+              <w:fldChar w:fldCharType="separate"/>
+            </w:r>
+            <w:r>
+              <w:rPr>
+                <w:noProof/>
+              </w:rPr>
+              <w:t>20</w:t>
+            </w:r>
+            <w:r>
+              <w:rPr>
+                <w:noProof/>
+              </w:rPr>
+              <w:fldChar w:fldCharType="end"/>
+            </w:r>
+          </w:hyperlink>
+        </w:p>
+        <w:p>
+          <w:pPr>
+            <w:pStyle w:val="20"/>
+            <w:tabs>
+              <w:tab w:val="right" w:leader="dot" w:pos="9345"/>
+            </w:tabs>
+            <w:rPr>
+              <w:noProof/>
+            </w:rPr>
+          </w:pPr>
+          <w:hyperlink w:anchor="_Toc243670908" w:history="1">
+            <w:r>
+              <w:rPr>
+                <w:rStyle w:val="a5"/>
+                <w:noProof/>
+              </w:rPr>
+              <w:t>7.9 Китайский интерфейс</w:t>
+            </w:r>
+            <w:r>
+              <w:rPr>
+                <w:noProof/>
+              </w:rPr>
+              <w:tab/>
+            </w:r>
+            <w:r>
+              <w:rPr>
+                <w:noProof/>
+              </w:rPr>
+              <w:fldChar w:fldCharType="begin"/>
+            </w:r>
+            <w:r>
+              <w:rPr>
+                <w:noProof/>
+              </w:rPr>
+              <w:instrText xml:space="preserve"> PAGEREF _Toc243670908 \h </w:instrText>
+            </w:r>
+            <w:r>
+              <w:rPr>
+                <w:noProof/>
+              </w:rPr>
+            </w:r>
+            <w:r>
+              <w:rPr>
+                <w:noProof/>
+              </w:rPr>
+              <w:fldChar w:fldCharType="separate"/>
+            </w:r>
+            <w:r>
+              <w:rPr>
+                <w:noProof/>
+              </w:rPr>
+              <w:t>21</w:t>
             </w:r>
             <w:r>
               <w:rPr>
@@ -1504,7 +1626,7 @@
               <w:noProof/>
             </w:rPr>
           </w:pPr>
-          <w:hyperlink w:anchor="_Toc243558577" w:history="1">
+          <w:hyperlink w:anchor="_Toc243670909" w:history="1">
             <w:r>
               <w:rPr>
                 <w:rStyle w:val="a5"/>
@@ -1528,7 +1650,7 @@
               <w:rPr>
                 <w:noProof/>
               </w:rPr>
-              <w:instrText xml:space="preserve"> PAGEREF _Toc243558577 \h </w:instrText>
+              <w:instrText xml:space="preserve"> PAGEREF _Toc243670909 \h </w:instrText>
             </w:r>
             <w:r>
               <w:rPr>
@@ -1545,7 +1667,7 @@
               <w:rPr>
                 <w:noProof/>
               </w:rPr>
-              <w:t>18</w:t>
+              <w:t>23</w:t>
             </w:r>
             <w:r>
               <w:rPr>
@@ -1565,7 +1687,7 @@
               <w:noProof/>
             </w:rPr>
           </w:pPr>
-          <w:hyperlink w:anchor="_Toc243558578" w:history="1">
+          <w:hyperlink w:anchor="_Toc243670910" w:history="1">
             <w:r>
               <w:rPr>
                 <w:rStyle w:val="a5"/>
@@ -1589,7 +1711,7 @@
               <w:rPr>
                 <w:noProof/>
               </w:rPr>
-              <w:instrText xml:space="preserve"> PAGEREF _Toc243558578 \h </w:instrText>
+              <w:instrText xml:space="preserve"> PAGEREF _Toc243670910 \h </w:instrText>
             </w:r>
             <w:r>
               <w:rPr>
@@ -1606,7 +1728,7 @@
               <w:rPr>
                 <w:noProof/>
               </w:rPr>
-              <w:t>19</w:t>
+              <w:t>24</w:t>
             </w:r>
             <w:r>
               <w:rPr>
@@ -1626,7 +1748,7 @@
               <w:noProof/>
             </w:rPr>
           </w:pPr>
-          <w:hyperlink w:anchor="_Toc243558579" w:history="1">
+          <w:hyperlink w:anchor="_Toc243670911" w:history="1">
             <w:r>
               <w:rPr>
                 <w:rStyle w:val="a5"/>
@@ -1650,7 +1772,7 @@
               <w:rPr>
                 <w:noProof/>
               </w:rPr>
-              <w:instrText xml:space="preserve"> PAGEREF _Toc243558579 \h </w:instrText>
+              <w:instrText xml:space="preserve"> PAGEREF _Toc243670911 \h </w:instrText>
             </w:r>
             <w:r>
               <w:rPr>
@@ -1667,7 +1789,7 @@
               <w:rPr>
                 <w:noProof/>
               </w:rPr>
-              <w:t>20</w:t>
+              <w:t>25</w:t>
             </w:r>
             <w:r>
               <w:rPr>
@@ -1690,7 +1812,7 @@
         <w:pageBreakBefore/>
         <w:ind w:firstLine="709"/>
       </w:pPr>
-      <w:bookmarkStart w:id="0" w:name="_Toc243558557"/>
+      <w:bookmarkStart w:id="0" w:name="_Toc243670887"/>
       <w:r>
         <w:lastRenderedPageBreak/>
         <w:t>1 Введение</w:t>
@@ -1703,10 +1825,10 @@
         <w:jc w:val="both"/>
       </w:pPr>
       <w:r>
-        <w:t xml:space="preserve">Настоящий документ описывает выбор дизайна </w:t>
-      </w:r>
-      <w:r>
-        <w:t>и оформления информационной системы «ВольтМаркет» – прикладного решения на платформе «1С:Предприятие 8.3» для учёта закупок и продаж магазина электроники.</w:t>
+        <w:t>Настоящий документ описывает выбор дизайна и оформления информационной системы «ВольтМаркет» – прикладного решения на платформе «1С:Предприятие 8.3» для учёта закупок и продаж магаз</w:t>
+      </w:r>
+      <w:r>
+        <w:t>ина электроники.</w:t>
       </w:r>
     </w:p>
     <w:p>
@@ -1716,10 +1838,7 @@
         <w:jc w:val="both"/>
       </w:pPr>
       <w:r>
-        <w:t>Задание проекта требует, чтобы конфигурация была оформлена в соответствии с выбранным дизайном, а в с</w:t>
-      </w:r>
-      <w:r>
-        <w:t>правочнике «Номенклатура» выводились фотографии товаров. Цели оформления:</w:t>
+        <w:t>Задание проекта требует, чтобы конфигурация была оформлена в соответствии с выбранным дизайном, а в справочнике «Номенклатура» выводились фотографии товаров. Цели оформления:</w:t>
       </w:r>
     </w:p>
     <w:p>
@@ -1732,7 +1851,10 @@
         <w:jc w:val="both"/>
       </w:pPr>
       <w:r>
-        <w:t>сделать интерфейс узнаваемым и единым во всех формах, отчётах и печатных документах;</w:t>
+        <w:t xml:space="preserve">сделать интерфейс узнаваемым и единым во всех формах, отчётах и </w:t>
+      </w:r>
+      <w:r>
+        <w:t>печатных документах;</w:t>
       </w:r>
     </w:p>
     <w:p>
@@ -1784,10 +1906,22 @@
         <w:jc w:val="both"/>
       </w:pPr>
       <w:r>
-        <w:t>обеспечить одинаковое оформление для русского и китайского языков и</w:t>
-      </w:r>
-      <w:r>
-        <w:t>нтерфейса.</w:t>
+        <w:t xml:space="preserve">обеспечить одинаковое оформление для русского </w:t>
+      </w:r>
+      <w:r>
+        <w:t>и китайского языков интерфейса.</w:t>
+      </w:r>
+    </w:p>
+    <w:p>
+      <w:pPr>
+        <w:ind w:firstLine="709"/>
+        <w:jc w:val="both"/>
+      </w:pPr>
+      <w:r>
+        <w:t>В версии 1.1.0 по заданию на доработку в систему добавлено бронирование товаров, а формы оформления закупок и продаж переработаны, чтобы пользователю было удобнее и быстрее добавлять товары. Новые формы выполнены в том же фи</w:t>
+      </w:r>
+      <w:r>
+        <w:t>рменном стиле; изменения оформления описаны в подразделах 6.2, 7.2, 7.4–7.6.</w:t>
       </w:r>
     </w:p>
     <w:p>
@@ -1796,7 +1930,7 @@
         <w:pageBreakBefore/>
         <w:ind w:firstLine="709"/>
       </w:pPr>
-      <w:bookmarkStart w:id="1" w:name="_Toc243558558"/>
+      <w:bookmarkStart w:id="1" w:name="_Toc243670888"/>
       <w:r>
         <w:lastRenderedPageBreak/>
         <w:t>2 Анализ пользователей и требований</w:t>
@@ -1808,7 +1942,7 @@
         <w:pStyle w:val="2"/>
         <w:ind w:firstLine="709"/>
       </w:pPr>
-      <w:bookmarkStart w:id="2" w:name="_Toc243558559"/>
+      <w:bookmarkStart w:id="2" w:name="_Toc243670889"/>
       <w:r>
         <w:t>2.1 Пользователи и сценарии</w:t>
       </w:r>
@@ -1829,7 +1963,10 @@
         <w:spacing w:before="120"/>
       </w:pPr>
       <w:r>
-        <w:t>Таблица 1 – Пользователи и их потребности</w:t>
+        <w:t>Таблица 1 – Пользова</w:t>
+      </w:r>
+      <w:r>
+        <w:t>тели и их потребности</w:t>
       </w:r>
     </w:p>
     <w:tbl>
@@ -1951,16 +2088,7 @@
                 <w:sz w:val="24"/>
                 <w:szCs w:val="24"/>
               </w:rPr>
-              <w:t>Что важно в и</w:t>
-            </w:r>
-            <w:r>
-              <w:rPr>
-                <w:b/>
-                <w:bCs/>
-                <w:sz w:val="24"/>
-                <w:szCs w:val="24"/>
-              </w:rPr>
-              <w:t>нтерфейсе</w:t>
+              <w:t>Что важно в интерфейсе</w:t>
             </w:r>
           </w:p>
         </w:tc>
@@ -2052,7 +2180,7 @@
                 <w:sz w:val="24"/>
                 <w:szCs w:val="24"/>
               </w:rPr>
-              <w:t>Быстро найти товар, видеть его фото и остаток, видеть, что заканчивается</w:t>
+              <w:t>Быстро найти товар, видеть его фото и остаток, видеть, что заканчивается, и сразу заказать это поставщику</w:t>
             </w:r>
           </w:p>
         </w:tc>
@@ -2115,7 +2243,7 @@
                 <w:sz w:val="24"/>
                 <w:szCs w:val="24"/>
               </w:rPr>
-              <w:t>Оформление продаж, ведение покупателей и цен</w:t>
+              <w:t>Оформление продаж и броней, ведение покупателей и цен</w:t>
             </w:r>
           </w:p>
         </w:tc>
@@ -2144,7 +2272,7 @@
                 <w:sz w:val="24"/>
                 <w:szCs w:val="24"/>
               </w:rPr>
-              <w:t>Видеть цену и остаток при выборе товара, крупную итоговую сумму, печать накладной</w:t>
+              <w:t>Быстро добавить несколько товаров, видеть цену, свободный остаток и фото, сразу заметить бронь покупателя и просроченные брони</w:t>
             </w:r>
           </w:p>
         </w:tc>
@@ -2248,9 +2376,12 @@
         <w:pStyle w:val="2"/>
         <w:ind w:firstLine="709"/>
       </w:pPr>
-      <w:bookmarkStart w:id="3" w:name="_Toc243558560"/>
-      <w:r>
-        <w:t>2.2 Требования и ограничения</w:t>
+      <w:bookmarkStart w:id="3" w:name="_Toc243670890"/>
+      <w:r>
+        <w:t>2.2 Требования и ограничени</w:t>
+      </w:r>
+      <w:r>
+        <w:t>я</w:t>
       </w:r>
       <w:bookmarkEnd w:id="3"/>
     </w:p>
@@ -2260,13 +2391,10 @@
         <w:jc w:val="both"/>
       </w:pPr>
       <w:r>
-        <w:t>При выборе дизайна учитывались требования з</w:t>
-      </w:r>
-      <w:r>
-        <w:t xml:space="preserve">адания (цветовое оформление конфигурации, фотографии в номенклатуре) и ограничения платформы: интерфейс «Такси» задаёт общую компоновку окна, панель разделов и вид стандартных элементов (кнопок, полей ввода, таблиц). Конфигурация может управлять цветами и </w:t>
-      </w:r>
-      <w:r>
-        <w:t>шрифтами своих форм, картинками, начальной страницей, условным оформлением списков и отчётов, но не темой оформления самой платформы.</w:t>
+        <w:t>При выборе дизайна учитывались требования задания (цветовое оформление конфигурации, фотографии в номенклатуре) и ограничения платформы: интерфейс «Такси» задаёт общую компоновку окна, панель разделов и вид стандартных элементов (кнопок, полей ввода, таб</w:t>
+      </w:r>
+      <w:r>
+        <w:t>лиц). Конфигурация может управлять цветами и шрифтами своих форм, картинками, начальной страницей, условным оформлением списков и отчётов, но не темой оформления самой платформы.</w:t>
       </w:r>
     </w:p>
     <w:p>
@@ -2275,7 +2403,7 @@
         <w:pageBreakBefore/>
         <w:ind w:firstLine="709"/>
       </w:pPr>
-      <w:bookmarkStart w:id="4" w:name="_Toc243558561"/>
+      <w:bookmarkStart w:id="4" w:name="_Toc243670891"/>
       <w:r>
         <w:lastRenderedPageBreak/>
         <w:t>3 Концепция фирменного стиля</w:t>
@@ -2288,10 +2416,10 @@
         <w:jc w:val="both"/>
       </w:pPr>
       <w:r>
-        <w:t>Название «ВольтМаркет» образовано от единицы электрического напряжения «вольт» и слова «марке</w:t>
-      </w:r>
-      <w:r>
-        <w:t>т» и сразу сообщает, что магазин продаёт электронику. Образ электричества стал основой стиля: главный графический символ – янтарная молния, основные цвета – глубокий тёмно-синий и «экранный» голубой.</w:t>
+        <w:t>Название «ВольтМаркет» образовано от единицы эле</w:t>
+      </w:r>
+      <w:r>
+        <w:t>ктрического напряжения «вольт» и слова «маркет» и сразу сообщает, что магазин продаёт электронику. Образ электричества стал основой стиля: главный графический символ – янтарная молния, основные цвета – глубокий тёмно-синий и «экранный» голубой.</w:t>
       </w:r>
     </w:p>
     <w:p>
@@ -2351,7 +2479,10 @@
         <w:t>надёжность</w:t>
       </w:r>
       <w:r>
-        <w:t xml:space="preserve"> – тёмно-синий как цвет доверия и стабильности, характерный для корпоративных и технологических брендов;</w:t>
+        <w:t xml:space="preserve"> – тёмно-синий как цвет доверия и стабильности, характерный для корпоративных и технол</w:t>
+      </w:r>
+      <w:r>
+        <w:t>огических брендов;</w:t>
       </w:r>
     </w:p>
     <w:p>
@@ -2368,14 +2499,7 @@
           <w:b/>
           <w:bCs/>
         </w:rPr>
-        <w:t>энерг</w:t>
-      </w:r>
-      <w:r>
-        <w:rPr>
-          <w:b/>
-          <w:bCs/>
-        </w:rPr>
-        <w:t>ия</w:t>
+        <w:t>энергия</w:t>
       </w:r>
       <w:r>
         <w:t xml:space="preserve"> – яркий янтарный акцент молнии, используемый дозированно;</w:t>
@@ -2407,10 +2531,10 @@
         <w:jc w:val="both"/>
       </w:pPr>
       <w:r>
-        <w:t>Цвет в системе выполняет функцию, а не только украшает: тёмно-синий выделяет заголовки форм, синий – су</w:t>
-      </w:r>
-      <w:r>
-        <w:t>ммы и действия, голубой – подсказки, янтарный и жёлтый – предупреждения, серый – неактуальные данные.</w:t>
+        <w:t>Цвет в системе выполняет функцию, а не только украшает: тёмно-синий выделяет за</w:t>
+      </w:r>
+      <w:r>
+        <w:t>головки форм, синий – суммы, действия и активные брони, голубой – подсказки, янтарный и жёлтый – предупреждения, красный – брони с истёкшим сроком и ошибки, серый – неактуальные данные (непроведённые документы, закрытые брони).</w:t>
       </w:r>
     </w:p>
     <w:p>
@@ -2419,7 +2543,7 @@
         <w:pageBreakBefore/>
         <w:ind w:firstLine="709"/>
       </w:pPr>
-      <w:bookmarkStart w:id="5" w:name="_Toc243558562"/>
+      <w:bookmarkStart w:id="5" w:name="_Toc243670892"/>
       <w:r>
         <w:lastRenderedPageBreak/>
         <w:t>4 Цветовая палитра</w:t>
@@ -2432,10 +2556,7 @@
         <w:jc w:val="both"/>
       </w:pPr>
       <w:r>
-        <w:t>Фирменная палитра состоит из семи цветов (рисунок 1). Цвета заданы в конфигурации элементами стиля, поэтому меняются в одном месте и од</w:t>
-      </w:r>
-      <w:r>
-        <w:t>инаково применяются во всех формах.</w:t>
+        <w:t>Фирменная палитра состоит из семи цветов (рисунок 1). Цвета заданы в конфигурации элементами стиля, поэтому меняются в одном месте и одинаково применяются во всех формах.</w:t>
       </w:r>
     </w:p>
     <w:p>
@@ -2449,7 +2570,7 @@
           <w:noProof/>
         </w:rPr>
         <w:drawing>
-          <wp:inline distT="0" distB="0" distL="0" distR="0" wp14:anchorId="17B7A6BF" wp14:editId="7B84AAC0">
+          <wp:inline distT="0" distB="0" distL="0" distR="0" wp14:anchorId="01F9A7E8" wp14:editId="61AB1A5D">
             <wp:extent cx="5943600" cy="1457325"/>
             <wp:effectExtent l="0" t="0" r="0" b="0"/>
             <wp:docPr id="1" name="Рисунок 1"/>
@@ -2503,7 +2624,10 @@
         <w:spacing w:before="120"/>
       </w:pPr>
       <w:r>
-        <w:t>Таблица 2 – Цвета палитры</w:t>
+        <w:t>Таблица 2 – Цвета пали</w:t>
+      </w:r>
+      <w:r>
+        <w:t>тры</w:t>
       </w:r>
     </w:p>
     <w:tbl>
@@ -3530,7 +3654,7 @@
         <w:pStyle w:val="2"/>
         <w:ind w:firstLine="709"/>
       </w:pPr>
-      <w:bookmarkStart w:id="6" w:name="_Toc243558563"/>
+      <w:bookmarkStart w:id="6" w:name="_Toc243670893"/>
       <w:r>
         <w:lastRenderedPageBreak/>
         <w:t>4.1 Контрастность</w:t>
@@ -4257,7 +4381,7 @@
         <w:pageBreakBefore/>
         <w:ind w:firstLine="709"/>
       </w:pPr>
-      <w:bookmarkStart w:id="7" w:name="_Toc243558564"/>
+      <w:bookmarkStart w:id="7" w:name="_Toc243670894"/>
       <w:r>
         <w:lastRenderedPageBreak/>
         <w:t>5 Типографика</w:t>
@@ -4947,7 +5071,7 @@
         <w:pageBreakBefore/>
         <w:ind w:firstLine="709"/>
       </w:pPr>
-      <w:bookmarkStart w:id="8" w:name="_Toc243558565"/>
+      <w:bookmarkStart w:id="8" w:name="_Toc243670895"/>
       <w:r>
         <w:lastRenderedPageBreak/>
         <w:t>6 Логотип</w:t>
@@ -4977,7 +5101,7 @@
           <w:noProof/>
         </w:rPr>
         <w:drawing>
-          <wp:inline distT="0" distB="0" distL="0" distR="0" wp14:anchorId="2B977EE3" wp14:editId="6DEB9D1C">
+          <wp:inline distT="0" distB="0" distL="0" distR="0" wp14:anchorId="7C1F4CA2" wp14:editId="57CBD471">
             <wp:extent cx="5943600" cy="2428875"/>
             <wp:effectExtent l="0" t="0" r="0" b="0"/>
             <wp:docPr id="2" name="Рисунок 2"/>
@@ -5030,7 +5154,7 @@
         <w:pStyle w:val="2"/>
         <w:ind w:firstLine="709"/>
       </w:pPr>
-      <w:bookmarkStart w:id="9" w:name="_Toc243558566"/>
+      <w:bookmarkStart w:id="9" w:name="_Toc243670896"/>
       <w:r>
         <w:t>6.1 Логотип и баннеры</w:t>
       </w:r>
@@ -5042,13 +5166,10 @@
         <w:jc w:val="both"/>
       </w:pPr>
       <w:r>
-        <w:t>Логотип – белый скруглённый квадрат с янтарной молнией и надпись «ВольтМаркет» на тёмно-синем гр</w:t>
-      </w:r>
-      <w:r>
-        <w:t>адиенте. Скруглённый квадрат напоминает значок приложения и выглядит современно, молния связывает логотип с названием. На начальной странице используется широкий баннер с логотипом и подписью «Учёт закупок, продаж и складских остатков магазина электроники»</w:t>
-      </w:r>
-      <w:r>
-        <w:t>; для китайского интерфейса подготовлен отдельный баннер «伏特商城 VoltMarket».</w:t>
+        <w:t>Логотип – белый скруглённый квадрат с янтарной молнией и надпись «ВольтМаркет» на тёмно-синем градиенте. Скруглённый квадрат напоминает значок приложения и выглядит современно, молния связывает логотип с названием. На начальной странице используется широки</w:t>
+      </w:r>
+      <w:r>
+        <w:t>й баннер с логотипом и подписью «Учёт закупок, продаж и складских остатков магазина электроники»; для китайского интерфейса подготовлен отдельный баннер «伏特商城 VoltMarket».</w:t>
       </w:r>
     </w:p>
     <w:p>
@@ -5056,7 +5177,7 @@
         <w:pStyle w:val="2"/>
         <w:ind w:firstLine="709"/>
       </w:pPr>
-      <w:bookmarkStart w:id="10" w:name="_Toc243558567"/>
+      <w:bookmarkStart w:id="10" w:name="_Toc243670897"/>
       <w:r>
         <w:t>6.2 Иконки разделов</w:t>
       </w:r>
@@ -5068,10 +5189,13 @@
         <w:jc w:val="both"/>
       </w:pPr>
       <w:r>
-        <w:t>Для четырёх разделов нарисованы собственные иконки 32×32 пикселя в фирменных цветах: «Покупка» – коробка со стрелкой поступления, «Продажа» – тележка, «Аналитик</w:t>
-      </w:r>
-      <w:r>
-        <w:t>а» – столбчатая диаграмма, «Справочники» – страница списка. Все иконки выполнены в одном стиле: тёмно-синий скруглённый фон, белый контур и янтарный акцент.</w:t>
+        <w:t xml:space="preserve">Для пяти разделов нарисованы собственные иконки 32×32 пикселя в </w:t>
+      </w:r>
+      <w:r>
+        <w:t>фирменных цветах: «Покупка» – коробка со стрелкой поступления, «Продажа» – тележка, «Бронирование» – календарь с янтарной отметкой (товар отложен на дату), «Аналитика» – столбчатая диаграмма, «Справочники» – страница списка. Все иконки выполнены в одном ст</w:t>
+      </w:r>
+      <w:r>
+        <w:t>иле: тёмно-синий скруглённый фон, белый контур и янтарный акцент.</w:t>
       </w:r>
     </w:p>
     <w:p>
@@ -5079,7 +5203,7 @@
         <w:pStyle w:val="2"/>
         <w:ind w:firstLine="709"/>
       </w:pPr>
-      <w:bookmarkStart w:id="11" w:name="_Toc243558568"/>
+      <w:bookmarkStart w:id="11" w:name="_Toc243670898"/>
       <w:r>
         <w:lastRenderedPageBreak/>
         <w:t>6.3 Фотографии товаров</w:t>
@@ -5092,13 +5216,13 @@
         <w:jc w:val="both"/>
       </w:pPr>
       <w:r>
-        <w:t>Требование задания – вывод фотографий в справочнике «Номенклатура». Для 17 д</w:t>
-      </w:r>
-      <w:r>
-        <w:t xml:space="preserve">емонстрационных товаров подготовлены изображения в едином стиле: формат 600×450 пикселей (4:3), светлый градиентный фон, мягкая тень, товар по центру. Единый стиль делает каталог аккуратным, как в интернет-магазине. Если фотография не загружена, выводится </w:t>
-      </w:r>
-      <w:r>
-        <w:t>заглушка «Фото не загружено» в нейтральных серых тонах. Пользователь может загрузить собственную фотографию в форматах PNG, JPG, BMP или GIF.</w:t>
+        <w:t>Требование задания – вывод фотографий в справочнике «Номенклатура». Для 17 демонстрационных товаров подготовлены изображения в едином стиле: формат 600×450 пикселей (4</w:t>
+      </w:r>
+      <w:r>
+        <w:t>:3), светлый градиентный фон, мягкая тень, товар по центру. Единый стиль делает каталог аккуратным, как в интернет-магазине. Если фотография не загружена, выводится заглушка «Фото не загружено» в нейтральных серых тонах. Пользователь может загрузить собств</w:t>
+      </w:r>
+      <w:r>
+        <w:t>енную фотографию в форматах PNG, JPG, BMP или GIF.</w:t>
       </w:r>
     </w:p>
     <w:p>
@@ -5107,7 +5231,7 @@
         <w:pageBreakBefore/>
         <w:ind w:firstLine="709"/>
       </w:pPr>
-      <w:bookmarkStart w:id="12" w:name="_Toc243558569"/>
+      <w:bookmarkStart w:id="12" w:name="_Toc243670899"/>
       <w:r>
         <w:lastRenderedPageBreak/>
         <w:t>7 Реализация оформления в конфигурации</w:t>
@@ -5119,7 +5243,7 @@
         <w:pStyle w:val="2"/>
         <w:ind w:firstLine="709"/>
       </w:pPr>
-      <w:bookmarkStart w:id="13" w:name="_Toc243558570"/>
+      <w:bookmarkStart w:id="13" w:name="_Toc243670900"/>
       <w:r>
         <w:t>7.1 Элементы стиля и общие картинки</w:t>
       </w:r>
@@ -5131,13 +5255,10 @@
         <w:jc w:val="both"/>
       </w:pPr>
       <w:r>
-        <w:t>В конфигурации созданы 11 элементов сти</w:t>
-      </w:r>
-      <w:r>
-        <w:t>ля (7 цветов и 4 шрифта, разделы 4 и 5) и 8 общих картинок: Логотип, Баннер, БаннерКитайский, НетФото, РазделПокупка, РазделПродажа, РазделАналитика, РазделСправочники. Формы ссылаются на элементы стиля, а не на конкретные значения цветов, поэтому изменени</w:t>
-      </w:r>
-      <w:r>
-        <w:t>е элемента стиля сразу меняет оформление всей системы.</w:t>
+        <w:t>В конфигурации созданы 11 элементов стиля (7 цветов и 4 шрифта, разделы 4 и 5) и 9 общих картинок: Логотип, Баннер, БаннерКитайски</w:t>
+      </w:r>
+      <w:r>
+        <w:t>й, НетФото, РазделПокупка, РазделПродажа, РазделБронирование, РазделАналитика, РазделСправочники. Формы ссылаются на элементы стиля, а не на конкретные значения цветов, поэтому изменение элемента стиля сразу меняет оформление всей системы.</w:t>
       </w:r>
     </w:p>
     <w:p>
@@ -5145,9 +5266,12 @@
         <w:pStyle w:val="2"/>
         <w:ind w:firstLine="709"/>
       </w:pPr>
-      <w:bookmarkStart w:id="14" w:name="_Toc243558571"/>
-      <w:r>
-        <w:t>7.2 Начальная страница</w:t>
+      <w:bookmarkStart w:id="14" w:name="_Toc243670901"/>
+      <w:r>
+        <w:t>7.2 Начальная ст</w:t>
+      </w:r>
+      <w:r>
+        <w:t>раница</w:t>
       </w:r>
       <w:bookmarkEnd w:id="14"/>
     </w:p>
@@ -5157,10 +5281,13 @@
         <w:jc w:val="both"/>
       </w:pPr>
       <w:r>
-        <w:t>Начальная страница «Рабочий стол» (рисунок 3) – первое, что видит пользователь. Сверху расположен баннер, ниже – приветствие с именем пользователя и датой, синие кнопки быстрых д</w:t>
-      </w:r>
-      <w:r>
-        <w:t>ействий, четыре карточки показателей на светлом фоне (подпись тёмно-синим, значение крупным синим шрифтом, пояснение серым) и таблица товаров, которые заканчиваются на складе. Кнопки и карточки, недоступные по роли, скрываются.</w:t>
+        <w:t>Начальная страница «Рабочий стол» (рисунок 3) – первое, что видит пользователь. Сверху расположен баннер, ниже – приветствие с именем пользователя и датой и кнопки, разделённые на две группы: синие кнопки «Оформить» (поступление, продажа, бронь) – г</w:t>
+      </w:r>
+      <w:r>
+        <w:t>лавные действия, белые кнопки «Открыть» – списки и отчёты. Далее пять карточек показателей на светлом фоне (подпись тёмно-синим, значение крупным синим шрифтом, пояснение серым), в том числе новая карточка «В резерве по броням», и две таблицы рядом: товары</w:t>
+      </w:r>
+      <w:r>
+        <w:t>, которые заканчиваются (с кнопкой «Заказать поставщику»), и активные брони, где брони с истёкшим сроком выделены красным. Кнопки и карточки, недоступные по роли, скрываются.</w:t>
       </w:r>
     </w:p>
     <w:p>
@@ -5173,9 +5300,10 @@
         <w:rPr>
           <w:noProof/>
         </w:rPr>
+        <w:lastRenderedPageBreak/>
         <w:drawing>
-          <wp:inline distT="0" distB="0" distL="0" distR="0" wp14:anchorId="02F7226D" wp14:editId="5DF06EC3">
-            <wp:extent cx="5400675" cy="3314700"/>
+          <wp:inline distT="0" distB="0" distL="0" distR="0" wp14:anchorId="41A1DAFA" wp14:editId="795A802F">
+            <wp:extent cx="5400675" cy="3305175"/>
             <wp:effectExtent l="0" t="0" r="0" b="0"/>
             <wp:docPr id="3" name="Рисунок 3"/>
             <wp:cNvGraphicFramePr>
@@ -5200,7 +5328,7 @@
                   <pic:spPr bwMode="auto">
                     <a:xfrm>
                       <a:off x="0" y="0"/>
-                      <a:ext cx="5400675" cy="3314700"/>
+                      <a:ext cx="5400675" cy="3305175"/>
                     </a:xfrm>
                     <a:prstGeom prst="rect">
                       <a:avLst/>
@@ -5227,10 +5355,12 @@
         <w:pStyle w:val="2"/>
         <w:ind w:firstLine="709"/>
       </w:pPr>
-      <w:bookmarkStart w:id="15" w:name="_Toc243558572"/>
-      <w:r>
-        <w:lastRenderedPageBreak/>
-        <w:t>7.3 Формы справочника «Номенклатура»</w:t>
+      <w:bookmarkStart w:id="15" w:name="_Toc243670902"/>
+      <w:r>
+        <w:t>7.3 Формы справочника «Номенклату</w:t>
+      </w:r>
+      <w:r>
+        <w:t>ра»</w:t>
       </w:r>
       <w:bookmarkEnd w:id="15"/>
     </w:p>
@@ -5240,10 +5370,10 @@
         <w:jc w:val="both"/>
       </w:pPr>
       <w:r>
-        <w:t>В форме списка (рисунок 4) товары показаны деревом групп; группы выделены полужирным тёмно-синим шрифтом с помощью условного оформления. Справа расположена карточка-превью н</w:t>
-      </w:r>
-      <w:r>
-        <w:t>а светлом фоне: фотография, наименование, цена (крупным синим) и остаток выбранного товара.</w:t>
+        <w:t>В форме списка (рисунок 4) товары показаны деревом групп; группы выделены полужирным тёмно-синим шрифтом с помощью условного оформления. Справа расположена карточка-превью на светлом фоне: фотография, наименование, цена (крупным синим), остаток, резерв</w:t>
+      </w:r>
+      <w:r>
+        <w:t xml:space="preserve"> и свободный остаток выбранного товара.</w:t>
       </w:r>
     </w:p>
     <w:p>
@@ -5256,9 +5386,10 @@
         <w:rPr>
           <w:noProof/>
         </w:rPr>
+        <w:lastRenderedPageBreak/>
         <w:drawing>
-          <wp:inline distT="0" distB="0" distL="0" distR="0" wp14:anchorId="6BD60D66" wp14:editId="0DCCFBBE">
-            <wp:extent cx="5400675" cy="3314700"/>
+          <wp:inline distT="0" distB="0" distL="0" distR="0" wp14:anchorId="1FF48356" wp14:editId="025F4241">
+            <wp:extent cx="5400675" cy="3305175"/>
             <wp:effectExtent l="0" t="0" r="0" b="0"/>
             <wp:docPr id="4" name="Рисунок 4"/>
             <wp:cNvGraphicFramePr>
@@ -5283,7 +5414,7 @@
                   <pic:spPr bwMode="auto">
                     <a:xfrm>
                       <a:off x="0" y="0"/>
-                      <a:ext cx="5400675" cy="3314700"/>
+                      <a:ext cx="5400675" cy="3305175"/>
                     </a:xfrm>
                     <a:prstGeom prst="rect">
                       <a:avLst/>
@@ -5311,10 +5442,10 @@
         <w:jc w:val="both"/>
       </w:pPr>
       <w:r>
-        <w:t xml:space="preserve">Форма товара (рисунок 5) имеет тёмно-синюю шапку с наименованием товара белым шрифтом. Под реквизитами крупным </w:t>
-      </w:r>
-      <w:r>
-        <w:t>синим шрифтом выводятся цена и остаток. Справа – панель «Фотография» на светлом фоне с кнопками «Загрузить фото» и «Удалить фото».</w:t>
+        <w:t>Форма товара (рисунок 5) имеет тёмно-синюю шапку с наименованием товара белым шрифтом. Под реквизитами крупным синим шрифтом выводятся цена и остаток. Справа – пан</w:t>
+      </w:r>
+      <w:r>
+        <w:t>ель «Фотография» на светлом фоне с кнопками «Загрузить фото» и «Удалить фото».</w:t>
       </w:r>
     </w:p>
     <w:p>
@@ -5327,10 +5458,9 @@
         <w:rPr>
           <w:noProof/>
         </w:rPr>
-        <w:lastRenderedPageBreak/>
         <w:drawing>
-          <wp:inline distT="0" distB="0" distL="0" distR="0" wp14:anchorId="0BE25AE7" wp14:editId="05C61036">
-            <wp:extent cx="5400675" cy="3314700"/>
+          <wp:inline distT="0" distB="0" distL="0" distR="0" wp14:anchorId="1B7D5A15" wp14:editId="32F5A063">
+            <wp:extent cx="5400675" cy="3305175"/>
             <wp:effectExtent l="0" t="0" r="0" b="0"/>
             <wp:docPr id="5" name="Рисунок 5"/>
             <wp:cNvGraphicFramePr>
@@ -5355,7 +5485,7 @@
                   <pic:spPr bwMode="auto">
                     <a:xfrm>
                       <a:off x="0" y="0"/>
-                      <a:ext cx="5400675" cy="3314700"/>
+                      <a:ext cx="5400675" cy="3305175"/>
                     </a:xfrm>
                     <a:prstGeom prst="rect">
                       <a:avLst/>
@@ -5382,8 +5512,9 @@
         <w:pStyle w:val="2"/>
         <w:ind w:firstLine="709"/>
       </w:pPr>
-      <w:bookmarkStart w:id="16" w:name="_Toc243558573"/>
-      <w:r>
+      <w:bookmarkStart w:id="16" w:name="_Toc243670903"/>
+      <w:r>
+        <w:lastRenderedPageBreak/>
         <w:t>7.4 Формы документов</w:t>
       </w:r>
       <w:bookmarkEnd w:id="16"/>
@@ -5394,10 +5525,13 @@
         <w:jc w:val="both"/>
       </w:pPr>
       <w:r>
-        <w:t xml:space="preserve">Формы документов «Поступление товаров» и «Продажа товаров» (рисунок 6) оформлены одинаково: тёмно-синяя шапка с номером и датой документа, голубая подсказка о порядке заполнения, таблица товаров с чередованием цвета строк, итог в подвале таблицы и крупная </w:t>
-      </w:r>
-      <w:r>
-        <w:t>синяя сумма «Итого». В документе продажи под таблицей синим выводится остаток выбранного товара.</w:t>
+        <w:t>Формы документов «Поступление товаров», «Продажа товаров» и «Бронь товаров» (рисунок 6) построены по одному образцу, чтобы пользователь, освоивший одну форму, сразу работал и с остальными: тёмно-синяя шапка с номером и датой, голубая подсказка о порядке за</w:t>
+      </w:r>
+      <w:r>
+        <w:t>полнения, реквизиты в две колонки, панель инструментов над таблицей, таблица товаров с чередованием цвета строк, справа – карточка текущего товара на светлом фоне (фото, наименование, цена синим, остаток на складе, резерв и свободный остаток), внизу – круп</w:t>
+      </w:r>
+      <w:r>
+        <w:t>ная синяя сумма «Итого».</w:t>
       </w:r>
     </w:p>
     <w:p>
@@ -5410,10 +5544,9 @@
         <w:rPr>
           <w:noProof/>
         </w:rPr>
-        <w:lastRenderedPageBreak/>
         <w:drawing>
-          <wp:inline distT="0" distB="0" distL="0" distR="0" wp14:anchorId="1A689540" wp14:editId="3932837B">
-            <wp:extent cx="5400675" cy="3314700"/>
+          <wp:inline distT="0" distB="0" distL="0" distR="0" wp14:anchorId="1416CEC2" wp14:editId="4A06A551">
+            <wp:extent cx="5400675" cy="3305175"/>
             <wp:effectExtent l="0" t="0" r="0" b="0"/>
             <wp:docPr id="6" name="Рисунок 6"/>
             <wp:cNvGraphicFramePr>
@@ -5438,7 +5571,7 @@
                   <pic:spPr bwMode="auto">
                     <a:xfrm>
                       <a:off x="0" y="0"/>
-                      <a:ext cx="5400675" cy="3314700"/>
+                      <a:ext cx="5400675" cy="3305175"/>
                     </a:xfrm>
                     <a:prstGeom prst="rect">
                       <a:avLst/>
@@ -5465,22 +5598,116 @@
         <w:pStyle w:val="2"/>
         <w:ind w:firstLine="709"/>
       </w:pPr>
-      <w:bookmarkStart w:id="17" w:name="_Toc243558574"/>
-      <w:r>
-        <w:t>7.5 Условное оформление списков и отчётов</w:t>
+      <w:bookmarkStart w:id="17" w:name="_Toc243670904"/>
+      <w:r>
+        <w:t>7.5 Удобство добавления товаров</w:t>
       </w:r>
       <w:bookmarkEnd w:id="17"/>
     </w:p>
     <w:p>
       <w:pPr>
+        <w:keepNext/>
         <w:ind w:firstLine="709"/>
         <w:jc w:val="both"/>
       </w:pPr>
       <w:r>
-        <w:t>В списках документов суммы выделены полужирным синим, а непроведённые документы</w:t>
-      </w:r>
-      <w:r>
-        <w:t xml:space="preserve"> – серым цветом (рисунок 7). Пользователь сразу видит, какие документы ещё не повлияли на учёт.</w:t>
+        <w:t>Главное улучшение версии 1.1.0 – ускорение оформления закупок и продаж. Раньше каждый товар добавлялся отдельно: кнопка «Добавить», выбор товара в списке, ввод к</w:t>
+      </w:r>
+      <w:r>
+        <w:t>оличества. Теперь предусмотрены три быстрых способа, а кнопка «Подбор товаров» выделена фирменным синим как главное действие формы:</w:t>
+      </w:r>
+    </w:p>
+    <w:p>
+      <w:pPr>
+        <w:pStyle w:val="a4"/>
+        <w:numPr>
+          <w:ilvl w:val="0"/>
+          <w:numId w:val="2"/>
+        </w:numPr>
+        <w:jc w:val="both"/>
+      </w:pPr>
+      <w:r>
+        <w:rPr>
+          <w:b/>
+          <w:bCs/>
+        </w:rPr>
+        <w:t>подбор товаров</w:t>
+      </w:r>
+      <w:r>
+        <w:t xml:space="preserve"> – отдельная форма со списком всех товаров, ценами, остатком на складе, резервом и свободным остатком, поиском</w:t>
+      </w:r>
+      <w:r>
+        <w:t xml:space="preserve"> по </w:t>
+      </w:r>
+      <w:r>
+        <w:lastRenderedPageBreak/>
+        <w:t>мере ввода и фото текущего товара; количество вписывается в колонку «Добавить», выделенную светлым фоном, или добавляется двойным щелчком; выбранные количества показываются полужирным синим, а превышение свободного остатка – красным на янтарном фоне;</w:t>
+      </w:r>
+    </w:p>
+    <w:p>
+      <w:pPr>
+        <w:pStyle w:val="a4"/>
+        <w:numPr>
+          <w:ilvl w:val="0"/>
+          <w:numId w:val="2"/>
+        </w:numPr>
+        <w:jc w:val="both"/>
+      </w:pPr>
+      <w:r>
+        <w:rPr>
+          <w:b/>
+          <w:bCs/>
+        </w:rPr>
+        <w:t>в</w:t>
+      </w:r>
+      <w:r>
+        <w:rPr>
+          <w:b/>
+          <w:bCs/>
+        </w:rPr>
+        <w:t>вод по артикулу</w:t>
+      </w:r>
+      <w:r>
+        <w:t xml:space="preserve"> – поле «Артикул или название» с подсказкой «введите и нажмите Enter»: товар добавляется без открытия списков, повторный ввод увеличивает количество – удобно при работе со сканером штрихкодов или по накладной поставщика;</w:t>
+      </w:r>
+    </w:p>
+    <w:p>
+      <w:pPr>
+        <w:pStyle w:val="a4"/>
+        <w:numPr>
+          <w:ilvl w:val="0"/>
+          <w:numId w:val="2"/>
+        </w:numPr>
+        <w:jc w:val="both"/>
+      </w:pPr>
+      <w:r>
+        <w:rPr>
+          <w:b/>
+          <w:bCs/>
+        </w:rPr>
+        <w:t>автоматическое запол</w:t>
+      </w:r>
+      <w:r>
+        <w:rPr>
+          <w:b/>
+          <w:bCs/>
+        </w:rPr>
+        <w:t>нение</w:t>
+      </w:r>
+      <w:r>
+        <w:t xml:space="preserve"> – в поступлении кнопка «Дозаказать заканчивающиеся» и кнопка «Заказать поставщику» на рабочем столе добавляют товары со свободным остатком меньше 3 шт.; в продаже ссылка «У покупателя есть бронь…» заполняет документ товарами из брони.</w:t>
+      </w:r>
+    </w:p>
+    <w:p>
+      <w:pPr>
+        <w:ind w:firstLine="709"/>
+        <w:jc w:val="both"/>
+      </w:pPr>
+      <w:r>
+        <w:t>Форма подбора п</w:t>
+      </w:r>
+      <w:r>
+        <w:t>оказана на рисунок 7. В поступлении цена подставляется из последней закупки, в продаже и брони – из прайса, поэтому пользователю почти не нужно вводить числа вручную.</w:t>
       </w:r>
     </w:p>
     <w:p>
@@ -5494,8 +5721,8 @@
           <w:noProof/>
         </w:rPr>
         <w:drawing>
-          <wp:inline distT="0" distB="0" distL="0" distR="0" wp14:anchorId="61EAC73E" wp14:editId="06EA9342">
-            <wp:extent cx="5400675" cy="3314700"/>
+          <wp:inline distT="0" distB="0" distL="0" distR="0" wp14:anchorId="7C010125" wp14:editId="4D95D7C9">
+            <wp:extent cx="5400675" cy="3305175"/>
             <wp:effectExtent l="0" t="0" r="0" b="0"/>
             <wp:docPr id="7" name="Рисунок 7"/>
             <wp:cNvGraphicFramePr>
@@ -5520,7 +5747,7 @@
                   <pic:spPr bwMode="auto">
                     <a:xfrm>
                       <a:off x="0" y="0"/>
-                      <a:ext cx="5400675" cy="3314700"/>
+                      <a:ext cx="5400675" cy="3305175"/>
                     </a:xfrm>
                     <a:prstGeom prst="rect">
                       <a:avLst/>
@@ -5539,7 +5766,7 @@
         <w:jc w:val="center"/>
       </w:pPr>
       <w:r>
-        <w:t>Рисунок 7 – Список продаж: непроведённый документ выделен серым</w:t>
+        <w:t>Рисунок 7 – Форма «Подбор товаров»</w:t>
       </w:r>
     </w:p>
     <w:p>
@@ -5549,10 +5776,10 @@
       </w:pPr>
       <w:r>
         <w:lastRenderedPageBreak/>
-        <w:t>Отчёты оформлены стандартным макетом «Море» в синих тонах, сочетающимся с фирменной палитрой (</w:t>
-      </w:r>
-      <w:r>
-        <w:t>рисунок 8). В отчёте «Остатки товаров» строки с остатком менее 3 шт. подсвечиваются светло-янтарным фоном, в «Анализе продаж» отрицательная прибыль выделяется красным.</w:t>
+        <w:t>Подсказка о брони (рисунок 8) оформлена как синяя по</w:t>
+      </w:r>
+      <w:r>
+        <w:t>лужирная гиперссылка над таблицей: она появляется только тогда, когда у выбранного покупателя есть активная бронь, и не отвлекает в остальных случаях.</w:t>
       </w:r>
     </w:p>
     <w:p>
@@ -5566,8 +5793,8 @@
           <w:noProof/>
         </w:rPr>
         <w:drawing>
-          <wp:inline distT="0" distB="0" distL="0" distR="0" wp14:anchorId="701FF682" wp14:editId="1540C786">
-            <wp:extent cx="5400675" cy="3314700"/>
+          <wp:inline distT="0" distB="0" distL="0" distR="0" wp14:anchorId="088410DD" wp14:editId="4D87B5C4">
+            <wp:extent cx="5400675" cy="3305175"/>
             <wp:effectExtent l="0" t="0" r="0" b="0"/>
             <wp:docPr id="8" name="Рисунок 8"/>
             <wp:cNvGraphicFramePr>
@@ -5592,7 +5819,7 @@
                   <pic:spPr bwMode="auto">
                     <a:xfrm>
                       <a:off x="0" y="0"/>
-                      <a:ext cx="5400675" cy="3314700"/>
+                      <a:ext cx="5400675" cy="3305175"/>
                     </a:xfrm>
                     <a:prstGeom prst="rect">
                       <a:avLst/>
@@ -5611,7 +5838,7 @@
         <w:jc w:val="center"/>
       </w:pPr>
       <w:r>
-        <w:t>Рисунок 8 – Отчёт «Остатки товаров» с подсветкой малых остатков</w:t>
+        <w:t>Рисунок 8 – Подсказка о брони покупателя в продаже</w:t>
       </w:r>
     </w:p>
     <w:p>
@@ -5619,9 +5846,9 @@
         <w:pStyle w:val="2"/>
         <w:ind w:firstLine="709"/>
       </w:pPr>
-      <w:bookmarkStart w:id="18" w:name="_Toc243558575"/>
-      <w:r>
-        <w:t>7.6 Печатные формы</w:t>
+      <w:bookmarkStart w:id="18" w:name="_Toc243670905"/>
+      <w:r>
+        <w:t>7.6 Оформление броней</w:t>
       </w:r>
       <w:bookmarkEnd w:id="18"/>
     </w:p>
@@ -5631,13 +5858,13 @@
         <w:jc w:val="both"/>
       </w:pPr>
       <w:r>
-        <w:t>Нак</w:t>
-      </w:r>
-      <w:r>
-        <w:t xml:space="preserve">ладная (рисунок 9) продолжает фирменный стиль: сверху тёмно-синяя полоса «ВольтМаркет — электроника, которая заряжает», шапка таблицы тёмно-синяя с белым текстом, строки с чередованием светлого фона, итог на голубом. Цвета печатной формы берутся из тех же </w:t>
-      </w:r>
-      <w:r>
-        <w:t>элементов стиля.</w:t>
+        <w:t>Состояние брони показывается ц</w:t>
+      </w:r>
+      <w:r>
+        <w:t>ветом (рисунок 9): «Активна» и «Выкуплена частично» – полужирным синим, «Срок истёк» – полужирным красным вместе с датой срока, выкупленные и отменённые брони – серым, как неактуальные. В шапке формы брони выводится состояние и строка «забронировано • выку</w:t>
+      </w:r>
+      <w:r>
+        <w:t>плено • отменено • в резерве», а при истёкшем сроке подпись становится янтарной. Бланк брони печатается в том же стиле, что и накладная, с выделенным синим сроком брони.</w:t>
       </w:r>
     </w:p>
     <w:p>
@@ -5652,8 +5879,8 @@
         </w:rPr>
         <w:lastRenderedPageBreak/>
         <w:drawing>
-          <wp:inline distT="0" distB="0" distL="0" distR="0" wp14:anchorId="7133218A" wp14:editId="519A9E5F">
-            <wp:extent cx="5400675" cy="3314700"/>
+          <wp:inline distT="0" distB="0" distL="0" distR="0" wp14:anchorId="6A5504FB" wp14:editId="5AACF6C9">
+            <wp:extent cx="5400675" cy="3305175"/>
             <wp:effectExtent l="0" t="0" r="0" b="0"/>
             <wp:docPr id="9" name="Рисунок 9"/>
             <wp:cNvGraphicFramePr>
@@ -5678,7 +5905,7 @@
                   <pic:spPr bwMode="auto">
                     <a:xfrm>
                       <a:off x="0" y="0"/>
-                      <a:ext cx="5400675" cy="3314700"/>
+                      <a:ext cx="5400675" cy="3305175"/>
                     </a:xfrm>
                     <a:prstGeom prst="rect">
                       <a:avLst/>
@@ -5697,7 +5924,7 @@
         <w:jc w:val="center"/>
       </w:pPr>
       <w:r>
-        <w:t>Рисунок 9 – Печатная форма накладной</w:t>
+        <w:t>Рисунок 9 – Список броней: цвет показывает состояние брони</w:t>
       </w:r>
     </w:p>
     <w:p>
@@ -5705,9 +5932,12 @@
         <w:pStyle w:val="2"/>
         <w:ind w:firstLine="709"/>
       </w:pPr>
-      <w:bookmarkStart w:id="19" w:name="_Toc243558576"/>
-      <w:r>
-        <w:t>7.7 Китайский интерфейс</w:t>
+      <w:bookmarkStart w:id="19" w:name="_Toc243670906"/>
+      <w:r>
+        <w:t>7.7 Условное оформление с</w:t>
+      </w:r>
+      <w:r>
+        <w:t>писков и отчётов</w:t>
       </w:r>
       <w:bookmarkEnd w:id="19"/>
     </w:p>
@@ -5717,10 +5947,7 @@
         <w:jc w:val="both"/>
       </w:pPr>
       <w:r>
-        <w:t xml:space="preserve">Для пользователей с китайским языком интерфейса оформление полностью сохраняется (рисунок 10): те же цвета, шрифты и иконки, отдельный баннер с китайским названием. Именно для </w:t>
-      </w:r>
-      <w:r>
-        <w:t>корректного отображения иероглифов выбран системный шрифт (раздел 5).</w:t>
+        <w:t>В списках документов суммы выделены полужирным синим, а непроведённые документы – серым цветом (рисунок 10). Пользователь сразу видит, какие документы ещё не повлияли на учёт.</w:t>
       </w:r>
     </w:p>
     <w:p>
@@ -5734,8 +5961,8 @@
           <w:noProof/>
         </w:rPr>
         <w:drawing>
-          <wp:inline distT="0" distB="0" distL="0" distR="0" wp14:anchorId="33BA8A70" wp14:editId="165DC20F">
-            <wp:extent cx="5400675" cy="3314700"/>
+          <wp:inline distT="0" distB="0" distL="0" distR="0" wp14:anchorId="3884628C" wp14:editId="49C5736B">
+            <wp:extent cx="5400675" cy="3305175"/>
             <wp:effectExtent l="0" t="0" r="0" b="0"/>
             <wp:docPr id="10" name="Рисунок 10"/>
             <wp:cNvGraphicFramePr>
@@ -5760,7 +5987,7 @@
                   <pic:spPr bwMode="auto">
                     <a:xfrm>
                       <a:off x="0" y="0"/>
-                      <a:ext cx="5400675" cy="3314700"/>
+                      <a:ext cx="5400675" cy="3305175"/>
                     </a:xfrm>
                     <a:prstGeom prst="rect">
                       <a:avLst/>
@@ -5779,7 +6006,245 @@
         <w:jc w:val="center"/>
       </w:pPr>
       <w:r>
-        <w:t>Рисунок 10 – Начальная страница на китайском языке</w:t>
+        <w:t>Рисунок 10 – Список продаж: непроведённый документ выделен серым</w:t>
+      </w:r>
+    </w:p>
+    <w:p>
+      <w:pPr>
+        <w:ind w:firstLine="709"/>
+        <w:jc w:val="both"/>
+      </w:pPr>
+      <w:r>
+        <w:lastRenderedPageBreak/>
+        <w:t>Отчёты оформлены стандартным макетом «Море» в синих тонах, сочетающимся с фирменной палитрой (рисунок 11). В отчёте «Остатки товаров» строки со свободным остатком менее 3 шт. подсвечиваются с</w:t>
+      </w:r>
+      <w:r>
+        <w:t>ветло-янтарным фоном, в отчёте «Брони покупателей» так же выделяются товары, которые сейчас в резерве, в «Анализе продаж» отрицательная прибыль выделяется красным.</w:t>
+      </w:r>
+    </w:p>
+    <w:p>
+      <w:pPr>
+        <w:keepNext/>
+        <w:spacing w:before="120" w:line="240" w:lineRule="auto"/>
+        <w:jc w:val="center"/>
+      </w:pPr>
+      <w:r>
+        <w:rPr>
+          <w:noProof/>
+        </w:rPr>
+        <w:drawing>
+          <wp:inline distT="0" distB="0" distL="0" distR="0" wp14:anchorId="36E9B28D" wp14:editId="3E73AD87">
+            <wp:extent cx="5400675" cy="3305175"/>
+            <wp:effectExtent l="0" t="0" r="0" b="0"/>
+            <wp:docPr id="11" name="Рисунок 11"/>
+            <wp:cNvGraphicFramePr>
+              <a:graphicFrameLocks xmlns:a="http://schemas.openxmlformats.org/drawingml/2006/main" noChangeAspect="1"/>
+            </wp:cNvGraphicFramePr>
+            <a:graphic xmlns:a="http://schemas.openxmlformats.org/drawingml/2006/main">
+              <a:graphicData uri="http://schemas.openxmlformats.org/drawingml/2006/picture">
+                <pic:pic xmlns:pic="http://schemas.openxmlformats.org/drawingml/2006/picture">
+                  <pic:nvPicPr>
+                    <pic:cNvPr id="0" name=""/>
+                    <pic:cNvPicPr>
+                      <a:picLocks noChangeAspect="1" noChangeArrowheads="1"/>
+                    </pic:cNvPicPr>
+                  </pic:nvPicPr>
+                  <pic:blipFill>
+                    <a:blip r:embed="rId17"/>
+                    <a:srcRect/>
+                    <a:stretch>
+                      <a:fillRect/>
+                    </a:stretch>
+                  </pic:blipFill>
+                  <pic:spPr bwMode="auto">
+                    <a:xfrm>
+                      <a:off x="0" y="0"/>
+                      <a:ext cx="5400675" cy="3305175"/>
+                    </a:xfrm>
+                    <a:prstGeom prst="rect">
+                      <a:avLst/>
+                    </a:prstGeom>
+                  </pic:spPr>
+                </pic:pic>
+              </a:graphicData>
+            </a:graphic>
+          </wp:inline>
+        </w:drawing>
+      </w:r>
+    </w:p>
+    <w:p>
+      <w:pPr>
+        <w:spacing w:after="120"/>
+        <w:jc w:val="center"/>
+      </w:pPr>
+      <w:r>
+        <w:t>Рисунок 11 – Отчёт «Остатки товаров» с подсветкой малых остатков</w:t>
+      </w:r>
+    </w:p>
+    <w:p>
+      <w:pPr>
+        <w:pStyle w:val="2"/>
+        <w:ind w:firstLine="709"/>
+      </w:pPr>
+      <w:bookmarkStart w:id="20" w:name="_Toc243670907"/>
+      <w:r>
+        <w:t>7.8 Печатные формы</w:t>
+      </w:r>
+      <w:bookmarkEnd w:id="20"/>
+    </w:p>
+    <w:p>
+      <w:pPr>
+        <w:ind w:firstLine="709"/>
+        <w:jc w:val="both"/>
+      </w:pPr>
+      <w:r>
+        <w:t>Накладная (рисунок 12) продолжает фирменный стиль: сверху тёмно-синяя полоса «ВольтМаркет — электроника, которая заряжает», шапка таблицы тёмно-синяя с белым текстом, строк</w:t>
+      </w:r>
+      <w:r>
+        <w:t>и с чередованием светлого фона, итог на голубом. Цвета печатной формы берутся из тех же элементов стиля.</w:t>
+      </w:r>
+    </w:p>
+    <w:p>
+      <w:pPr>
+        <w:keepNext/>
+        <w:spacing w:before="120" w:line="240" w:lineRule="auto"/>
+        <w:jc w:val="center"/>
+      </w:pPr>
+      <w:r>
+        <w:rPr>
+          <w:noProof/>
+        </w:rPr>
+        <w:lastRenderedPageBreak/>
+        <w:drawing>
+          <wp:inline distT="0" distB="0" distL="0" distR="0" wp14:anchorId="76D4F9DE" wp14:editId="6382B414">
+            <wp:extent cx="5400675" cy="3305175"/>
+            <wp:effectExtent l="0" t="0" r="0" b="0"/>
+            <wp:docPr id="12" name="Рисунок 12"/>
+            <wp:cNvGraphicFramePr>
+              <a:graphicFrameLocks xmlns:a="http://schemas.openxmlformats.org/drawingml/2006/main" noChangeAspect="1"/>
+            </wp:cNvGraphicFramePr>
+            <a:graphic xmlns:a="http://schemas.openxmlformats.org/drawingml/2006/main">
+              <a:graphicData uri="http://schemas.openxmlformats.org/drawingml/2006/picture">
+                <pic:pic xmlns:pic="http://schemas.openxmlformats.org/drawingml/2006/picture">
+                  <pic:nvPicPr>
+                    <pic:cNvPr id="0" name=""/>
+                    <pic:cNvPicPr>
+                      <a:picLocks noChangeAspect="1" noChangeArrowheads="1"/>
+                    </pic:cNvPicPr>
+                  </pic:nvPicPr>
+                  <pic:blipFill>
+                    <a:blip r:embed="rId18"/>
+                    <a:srcRect/>
+                    <a:stretch>
+                      <a:fillRect/>
+                    </a:stretch>
+                  </pic:blipFill>
+                  <pic:spPr bwMode="auto">
+                    <a:xfrm>
+                      <a:off x="0" y="0"/>
+                      <a:ext cx="5400675" cy="3305175"/>
+                    </a:xfrm>
+                    <a:prstGeom prst="rect">
+                      <a:avLst/>
+                    </a:prstGeom>
+                  </pic:spPr>
+                </pic:pic>
+              </a:graphicData>
+            </a:graphic>
+          </wp:inline>
+        </w:drawing>
+      </w:r>
+    </w:p>
+    <w:p>
+      <w:pPr>
+        <w:spacing w:after="120"/>
+        <w:jc w:val="center"/>
+      </w:pPr>
+      <w:r>
+        <w:t>Рисунок 12 – Печатная форма накладной</w:t>
+      </w:r>
+    </w:p>
+    <w:p>
+      <w:pPr>
+        <w:pStyle w:val="2"/>
+        <w:ind w:firstLine="709"/>
+      </w:pPr>
+      <w:bookmarkStart w:id="21" w:name="_Toc243670908"/>
+      <w:r>
+        <w:t>7.9 Китайский интерфейс</w:t>
+      </w:r>
+      <w:bookmarkEnd w:id="21"/>
+    </w:p>
+    <w:p>
+      <w:pPr>
+        <w:ind w:firstLine="709"/>
+        <w:jc w:val="both"/>
+      </w:pPr>
+      <w:r>
+        <w:t>Для пользователей с китайским языком интерфейса оформление полностью сохраняется (рисун</w:t>
+      </w:r>
+      <w:r>
+        <w:t>ок 13): те же цвета, шрифты и иконки, отдельный баннер с китайским названием. Все новые формы версии 1.1.0 (бронь, подбор, рабочий стол) также переведены на китайский язык. Именно для корректного отображения иероглифов выбран системный шрифт (раздел 5).</w:t>
+      </w:r>
+    </w:p>
+    <w:p>
+      <w:pPr>
+        <w:keepNext/>
+        <w:spacing w:before="120" w:line="240" w:lineRule="auto"/>
+        <w:jc w:val="center"/>
+      </w:pPr>
+      <w:r>
+        <w:rPr>
+          <w:noProof/>
+        </w:rPr>
+        <w:lastRenderedPageBreak/>
+        <w:drawing>
+          <wp:inline distT="0" distB="0" distL="0" distR="0" wp14:anchorId="28435BFA" wp14:editId="3B2C5133">
+            <wp:extent cx="5400675" cy="3305175"/>
+            <wp:effectExtent l="0" t="0" r="0" b="0"/>
+            <wp:docPr id="13" name="Рисунок 13"/>
+            <wp:cNvGraphicFramePr>
+              <a:graphicFrameLocks xmlns:a="http://schemas.openxmlformats.org/drawingml/2006/main" noChangeAspect="1"/>
+            </wp:cNvGraphicFramePr>
+            <a:graphic xmlns:a="http://schemas.openxmlformats.org/drawingml/2006/main">
+              <a:graphicData uri="http://schemas.openxmlformats.org/drawingml/2006/picture">
+                <pic:pic xmlns:pic="http://schemas.openxmlformats.org/drawingml/2006/picture">
+                  <pic:nvPicPr>
+                    <pic:cNvPr id="0" name=""/>
+                    <pic:cNvPicPr>
+                      <a:picLocks noChangeAspect="1" noChangeArrowheads="1"/>
+                    </pic:cNvPicPr>
+                  </pic:nvPicPr>
+                  <pic:blipFill>
+                    <a:blip r:embed="rId19"/>
+                    <a:srcRect/>
+                    <a:stretch>
+                      <a:fillRect/>
+                    </a:stretch>
+                  </pic:blipFill>
+                  <pic:spPr bwMode="auto">
+                    <a:xfrm>
+                      <a:off x="0" y="0"/>
+                      <a:ext cx="5400675" cy="3305175"/>
+                    </a:xfrm>
+                    <a:prstGeom prst="rect">
+                      <a:avLst/>
+                    </a:prstGeom>
+                  </pic:spPr>
+                </pic:pic>
+              </a:graphicData>
+            </a:graphic>
+          </wp:inline>
+        </w:drawing>
+      </w:r>
+    </w:p>
+    <w:p>
+      <w:pPr>
+        <w:spacing w:after="120"/>
+        <w:jc w:val="center"/>
+      </w:pPr>
+      <w:r>
+        <w:t>Рисунок 13 – Начальная страница на китайском языке</w:t>
       </w:r>
     </w:p>
     <w:p>
@@ -5788,12 +6253,12 @@
         <w:pageBreakBefore/>
         <w:ind w:firstLine="709"/>
       </w:pPr>
-      <w:bookmarkStart w:id="20" w:name="_Toc243558577"/>
+      <w:bookmarkStart w:id="22" w:name="_Toc243670909"/>
       <w:r>
         <w:lastRenderedPageBreak/>
         <w:t>8 Ограничения и направления развития</w:t>
       </w:r>
-      <w:bookmarkEnd w:id="20"/>
+      <w:bookmarkEnd w:id="22"/>
     </w:p>
     <w:p>
       <w:pPr>
@@ -5801,10 +6266,10 @@
         <w:jc w:val="both"/>
       </w:pPr>
       <w:r>
-        <w:t>Цвет панели разделов и общий вид окна (жёлтая панель интерфейса «Такси») определяются темой офор</w:t>
-      </w:r>
-      <w:r>
-        <w:t>мления платформы и не изменяются средствами конфигурации. Стандартные кнопки платформы («Записать», «Провести») в учебной версии отображаются только на русском языке, так как в ней установлен лишь русский язык платформы.</w:t>
+        <w:t>Цвет панели разделов и общий вид окна (жёлтая панель интерфейса «Такси») определяются темой оформления платформы и не изменяются средствами конфигурации. Стандартные кн</w:t>
+      </w:r>
+      <w:r>
+        <w:t>опки платформы («Записать», «Провести») в учебной версии отображаются только на русском языке, так как в ней установлен лишь русский язык платформы.</w:t>
       </w:r>
     </w:p>
     <w:p>
@@ -5840,7 +6305,10 @@
         <w:jc w:val="both"/>
       </w:pPr>
       <w:r>
-        <w:t>адаптивные формы для работы с планшета продавца в торговом зале;</w:t>
+        <w:t>адаптивные формы для ра</w:t>
+      </w:r>
+      <w:r>
+        <w:t>боты с планшета продавца в торговом зале;</w:t>
       </w:r>
     </w:p>
     <w:p>
@@ -5853,7 +6321,7 @@
         <w:jc w:val="both"/>
       </w:pPr>
       <w:r>
-        <w:t>фирменные шаблоны оформления отчётов вместо стандартного макета «Море»;</w:t>
+        <w:t>ввод товаров сканером штрихкодов через поле быстрого ввода;</w:t>
       </w:r>
     </w:p>
     <w:p>
@@ -5866,10 +6334,20 @@
         <w:jc w:val="both"/>
       </w:pPr>
       <w:r>
-        <w:t>реальные фотографии товаров поставщ</w:t>
-      </w:r>
-      <w:r>
-        <w:t>иков вместо демонстрационных иллюстраций.</w:t>
+        <w:t>фирменные шаблоны оформления отчётов вместо стандартного макета «Море»;</w:t>
+      </w:r>
+    </w:p>
+    <w:p>
+      <w:pPr>
+        <w:pStyle w:val="a4"/>
+        <w:numPr>
+          <w:ilvl w:val="0"/>
+          <w:numId w:val="2"/>
+        </w:numPr>
+        <w:jc w:val="both"/>
+      </w:pPr>
+      <w:r>
+        <w:t>реальные фотографии товаров поставщиков вместо демонстрационных иллюстраций.</w:t>
       </w:r>
     </w:p>
     <w:p>
@@ -5878,12 +6356,15 @@
         <w:pageBreakBefore/>
         <w:jc w:val="center"/>
       </w:pPr>
-      <w:bookmarkStart w:id="21" w:name="_Toc243558578"/>
+      <w:bookmarkStart w:id="23" w:name="_Toc243670910"/>
       <w:r>
         <w:lastRenderedPageBreak/>
-        <w:t>ЗАКЛЮЧЕНИЕ</w:t>
-      </w:r>
-      <w:bookmarkEnd w:id="21"/>
+        <w:t>ЗАКЛЮ</w:t>
+      </w:r>
+      <w:r>
+        <w:t>ЧЕНИЕ</w:t>
+      </w:r>
+      <w:bookmarkEnd w:id="23"/>
     </w:p>
     <w:p>
       <w:pPr>
@@ -5891,13 +6372,13 @@
         <w:jc w:val="both"/>
       </w:pPr>
       <w:r>
-        <w:t>Для системы «ВольтМаркет» разработан единый фирменный стиль «технологичный и деловой», основанный на образе электричества. Стиль реализован средствами конфигурации: элементами стиля (7 цветов и 4 шрифта)</w:t>
-      </w:r>
-      <w:r>
-        <w:t>, общими картинками (логотип, баннеры, иконки разделов), собственными формами рабочего стола, номенклатуры и документов, условным оформлением списков и отчётов, фирменной печатной формой. В справочнике «Номенклатура» выводятся фотографии товаров – в карточ</w:t>
-      </w:r>
-      <w:r>
-        <w:t>ке товара и в превью списка. Оформление одинаково работает в русском и китайском интерфейсе и удовлетворяет требованиям задания.</w:t>
+        <w:t>Для системы «ВольтМаркет» разработан единый фирменный стиль «технологичный и деловой», основанный на образе электричества. Стиль реализован средствами конфигурации: элементами стиля (7 цветов и 4 шрифта), общими картинками (логотип, баннеры, иконки раздело</w:t>
+      </w:r>
+      <w:r>
+        <w:t>в), собственными формами рабочего стола, номенклатуры, документов и подбора товаров, условным оформлением списков, броней и отчётов, фирменными печатными формами. В версии 1.1.0 оформление дополнено разделом «Бронирование» и удобными способами добавления т</w:t>
+      </w:r>
+      <w:r>
+        <w:t>оваров в документы. В справочнике «Номенклатура» выводятся фотографии товаров – в карточке товара и в превью списка. Оформление одинаково работает в русском и китайском интерфейсе и удовлетворяет требованиям задания.</w:t>
       </w:r>
     </w:p>
     <w:p>
@@ -5906,12 +6387,12 @@
         <w:pageBreakBefore/>
         <w:jc w:val="center"/>
       </w:pPr>
-      <w:bookmarkStart w:id="22" w:name="_Toc243558579"/>
+      <w:bookmarkStart w:id="24" w:name="_Toc243670911"/>
       <w:r>
         <w:lastRenderedPageBreak/>
         <w:t>СПИСОК ИСПОЛЬЗОВАННЫХ ИСТОЧНИКОВ</w:t>
       </w:r>
-      <w:bookmarkEnd w:id="22"/>
+      <w:bookmarkEnd w:id="24"/>
     </w:p>
     <w:p>
       <w:pPr>
@@ -5923,10 +6404,13 @@
         <w:jc w:val="both"/>
       </w:pPr>
       <w:r>
-        <w:t xml:space="preserve">ГОСТ 7.32–2017. Система стандартов по информации, библиотечному и издательскому делу. Отчёт о </w:t>
-      </w:r>
-      <w:r>
-        <w:t>научно-исследовательской работе. Структура и правила оформления : межгосударственный стандарт : издание официальное. – Москва : Стандартинформ, 2017. – Текст : непосредственный.</w:t>
+        <w:t>ГОСТ 7</w:t>
+      </w:r>
+      <w:r>
+        <w:t>.32–2017. Система стандартов по информации, библиотечному и издательскому делу. Отчёт о научно-исследовательской работе. Структура и правила оформления : межгосударственный стандарт : издание официальное. – Москва : Стандартинформ, 2017. – Текст : непосред</w:t>
+      </w:r>
+      <w:r>
+        <w:t>ственный.</w:t>
       </w:r>
     </w:p>
     <w:p>
@@ -5939,10 +6423,7 @@
         <w:jc w:val="both"/>
       </w:pPr>
       <w:r>
-        <w:t>Web Content Accessibility Guidelines (WCAG) 2.1 / World Wide Web Consortium. –</w:t>
-      </w:r>
-      <w:r>
-        <w:t xml:space="preserve"> URL: https://www.w3.org/TR/WCAG21/ (дата обращения: 21.10.2026). – Текст : электронный.</w:t>
+        <w:t>Web Content Accessibility Guidelines (WCAG) 2.1 / World Wide Web Consortium. – URL: https://www.w3.org/TR/WCAG21/ (дата обращения: 21.10.2026). – Текст : электронный.</w:t>
       </w:r>
     </w:p>
     <w:p>
@@ -5955,12 +6436,15 @@
         <w:jc w:val="both"/>
       </w:pPr>
       <w:r>
-        <w:t>1С:Предприятие 8.3. Документация : [сайт] / фирма «1С». – URL: https://its.1c.ru (дата обращения: 21.10.2026). – Текст : электронный.</w:t>
+        <w:t>1С:Предприятие 8.3. Документация : [сайт] / фирма «1С». – URL: https://its.1c.r</w:t>
+      </w:r>
+      <w:r>
+        <w:t>u (дата обращения: 21.10.2026). – Текст : электронный.</w:t>
       </w:r>
     </w:p>
     <w:sectPr>
-      <w:footerReference w:type="default" r:id="rId17"/>
-      <w:footerReference w:type="first" r:id="rId18"/>
+      <w:footerReference w:type="default" r:id="rId20"/>
+      <w:footerReference w:type="first" r:id="rId21"/>
       <w:pgSz w:w="11906" w:h="16838"/>
       <w:pgMar w:top="1134" w:right="850" w:bottom="1134" w:left="1701" w:header="708" w:footer="567" w:gutter="0"/>
       <w:cols w:space="720"/>
@@ -6076,10 +6560,10 @@
 <file path=word/numbering.xml><?xml version="1.0" encoding="utf-8"?>
 <w:numbering xmlns:wpc="http://schemas.microsoft.com/office/word/2010/wordprocessingCanvas" xmlns:cx="http://schemas.microsoft.com/office/drawing/2014/chartex" xmlns:cx1="http://schemas.microsoft.com/office/drawing/2015/9/8/chartex" xmlns:cx2="http://schemas.microsoft.com/office/drawing/2015/10/21/chartex" xmlns:cx3="http://schemas.microsoft.com/office/drawing/2016/5/9/chartex" xmlns:cx4="http://schemas.microsoft.com/office/drawing/2016/5/10/chartex" xmlns:cx5="http://schemas.microsoft.com/office/drawing/2016/5/11/chartex" xmlns:cx6="http://schemas.microsoft.com/office/drawing/2016/5/12/chartex" xmlns:cx7="http://schemas.microsoft.com/office/drawing/2016/5/13/chartex" xmlns:cx8="http://schemas.microsoft.com/office/drawing/2016/5/14/chartex" xmlns:mc="http://schemas.openxmlformats.org/markup-compatibility/2006" xmlns:aink="http://schemas.microsoft.com/office/drawing/2016/ink" xmlns:am3d="http://schemas.microsoft.com/office/drawing/2017/model3d" xmlns:o="urn:schemas-microsoft-com:office:office" xmlns:r="http://schemas.openxmlformats.org/officeDocument/2006/relationships" xmlns:m="http://schemas.openxmlformats.org/officeDocument/2006/math" xmlns:v="urn:schemas-microsoft-com:vml" xmlns:wp14="http://schemas.microsoft.com/office/word/2010/wordprocessingDrawing" xmlns:wp="http://schemas.openxmlformats.org/drawingml/2006/wordprocessingDrawing" xmlns:w10="urn:schemas-microsoft-com:office:word" xmlns:w="http://schemas.openxmlformats.org/wordprocessingml/2006/main" xmlns:w14="http://schemas.microsoft.com/office/word/2010/wordml" xmlns:w15="http://schemas.microsoft.com/office/word/2012/wordml" xmlns:w16cex="http://schemas.microsoft.com/office/word/2018/wordml/cex" xmlns:w16cid="http://schemas.microsoft.com/office/word/2016/wordml/cid" xmlns:w16="http://schemas.microsoft.com/office/word/2018/wordml" xmlns:w16sdtdh="http://schemas.microsoft.com/office/word/2020/wordml/sdtdatahash" xmlns:w16se="http://schemas.microsoft.com/office/word/2015/wordml/symex" xmlns:wpg="http://schemas.microsoft.com/office/word/2010/wordprocessingGroup" xmlns:wpi="http://schemas.microsoft.com/office/word/2010/wordprocessingInk" xmlns:wne="http://schemas.microsoft.com/office/word/2006/wordml" xmlns:wps="http://schemas.microsoft.com/office/word/2010/wordprocessingShape" mc:Ignorable="w14 w15 w16se w16cid w16 w16cex w16sdtdh wp14">
   <w:abstractNum w:abstractNumId="0" w15:restartNumberingAfterBreak="0">
-    <w:nsid w:val="04F01D27"/>
+    <w:nsid w:val="094F39BE"/>
     <w:multiLevelType w:val="hybridMultilevel"/>
-    <w:tmpl w:val="48FC63CE"/>
-    <w:lvl w:ilvl="0" w:tplc="315E42DE" w:tentative="1">
+    <w:tmpl w:val="CAD03E76"/>
+    <w:lvl w:ilvl="0" w:tplc="A128173C" w:tentative="1">
       <w:start w:val="1"/>
       <w:numFmt w:val="bullet"/>
       <w:lvlText w:val="●"/>
@@ -6088,7 +6572,7 @@
         <w:ind w:left="720" w:hanging="360"/>
       </w:pPr>
     </w:lvl>
-    <w:lvl w:ilvl="1" w:tplc="9F8EB582" w:tentative="1">
+    <w:lvl w:ilvl="1" w:tplc="E1447592" w:tentative="1">
       <w:start w:val="1"/>
       <w:numFmt w:val="bullet"/>
       <w:lvlText w:val="○"/>
@@ -6097,7 +6581,7 @@
         <w:ind w:left="1440" w:hanging="360"/>
       </w:pPr>
     </w:lvl>
-    <w:lvl w:ilvl="2" w:tplc="C92294D2" w:tentative="1">
+    <w:lvl w:ilvl="2" w:tplc="C68A1966" w:tentative="1">
       <w:start w:val="1"/>
       <w:numFmt w:val="bullet"/>
       <w:lvlText w:val="■"/>
@@ -6106,7 +6590,7 @@
         <w:ind w:left="2160" w:hanging="360"/>
       </w:pPr>
     </w:lvl>
-    <w:lvl w:ilvl="3" w:tplc="D102AF9E" w:tentative="1">
+    <w:lvl w:ilvl="3" w:tplc="D380694E" w:tentative="1">
       <w:start w:val="1"/>
       <w:numFmt w:val="bullet"/>
       <w:lvlText w:val="●"/>
@@ -6115,7 +6599,7 @@
         <w:ind w:left="2880" w:hanging="360"/>
       </w:pPr>
     </w:lvl>
-    <w:lvl w:ilvl="4" w:tplc="C504DAE4" w:tentative="1">
+    <w:lvl w:ilvl="4" w:tplc="75AEF16E" w:tentative="1">
       <w:start w:val="1"/>
       <w:numFmt w:val="bullet"/>
       <w:lvlText w:val="○"/>
@@ -6124,7 +6608,7 @@
         <w:ind w:left="3600" w:hanging="360"/>
       </w:pPr>
     </w:lvl>
-    <w:lvl w:ilvl="5" w:tplc="17DEFD00" w:tentative="1">
+    <w:lvl w:ilvl="5" w:tplc="D28CBD0C" w:tentative="1">
       <w:start w:val="1"/>
       <w:numFmt w:val="bullet"/>
       <w:lvlText w:val="■"/>
@@ -6133,7 +6617,7 @@
         <w:ind w:left="4320" w:hanging="360"/>
       </w:pPr>
     </w:lvl>
-    <w:lvl w:ilvl="6" w:tplc="71125E9E" w:tentative="1">
+    <w:lvl w:ilvl="6" w:tplc="215C4A7C" w:tentative="1">
       <w:start w:val="1"/>
       <w:numFmt w:val="bullet"/>
       <w:lvlText w:val="●"/>
@@ -6142,7 +6626,7 @@
         <w:ind w:left="5040" w:hanging="360"/>
       </w:pPr>
     </w:lvl>
-    <w:lvl w:ilvl="7" w:tplc="41D0304C" w:tentative="1">
+    <w:lvl w:ilvl="7" w:tplc="E5D00FC6" w:tentative="1">
       <w:start w:val="1"/>
       <w:numFmt w:val="bullet"/>
       <w:lvlText w:val="●"/>
@@ -6151,7 +6635,7 @@
         <w:ind w:left="5760" w:hanging="360"/>
       </w:pPr>
     </w:lvl>
-    <w:lvl w:ilvl="8" w:tplc="3B5A47FE" w:tentative="1">
+    <w:lvl w:ilvl="8" w:tplc="90D245AA" w:tentative="1">
       <w:start w:val="1"/>
       <w:numFmt w:val="bullet"/>
       <w:lvlText w:val="●"/>
@@ -6162,10 +6646,10 @@
     </w:lvl>
   </w:abstractNum>
   <w:abstractNum w:abstractNumId="1" w15:restartNumberingAfterBreak="0">
-    <w:nsid w:val="21C960FA"/>
+    <w:nsid w:val="0F205EBA"/>
     <w:multiLevelType w:val="hybridMultilevel"/>
-    <w:tmpl w:val="239C702A"/>
-    <w:lvl w:ilvl="0" w:tplc="8D9ADF96">
+    <w:tmpl w:val="817E47C4"/>
+    <w:lvl w:ilvl="0" w:tplc="A650FC1A">
       <w:start w:val="1"/>
       <w:numFmt w:val="bullet"/>
       <w:lvlText w:val="–"/>
@@ -6174,52 +6658,52 @@
         <w:ind w:left="1069" w:hanging="360"/>
       </w:pPr>
     </w:lvl>
-    <w:lvl w:ilvl="1" w:tplc="3FF026A2">
+    <w:lvl w:ilvl="1" w:tplc="2A36B8D8">
       <w:numFmt w:val="decimal"/>
       <w:lvlText w:val=""/>
       <w:lvlJc w:val="left"/>
     </w:lvl>
-    <w:lvl w:ilvl="2" w:tplc="5AB42772">
+    <w:lvl w:ilvl="2" w:tplc="EC647C34">
       <w:numFmt w:val="decimal"/>
       <w:lvlText w:val=""/>
       <w:lvlJc w:val="left"/>
     </w:lvl>
-    <w:lvl w:ilvl="3" w:tplc="C7A6AC40">
+    <w:lvl w:ilvl="3" w:tplc="498871FC">
       <w:numFmt w:val="decimal"/>
       <w:lvlText w:val=""/>
       <w:lvlJc w:val="left"/>
     </w:lvl>
-    <w:lvl w:ilvl="4" w:tplc="8A02D4A2">
+    <w:lvl w:ilvl="4" w:tplc="4FB4074A">
       <w:numFmt w:val="decimal"/>
       <w:lvlText w:val=""/>
       <w:lvlJc w:val="left"/>
     </w:lvl>
-    <w:lvl w:ilvl="5" w:tplc="E69C81A6">
+    <w:lvl w:ilvl="5" w:tplc="11BEEF58">
       <w:numFmt w:val="decimal"/>
       <w:lvlText w:val=""/>
       <w:lvlJc w:val="left"/>
     </w:lvl>
-    <w:lvl w:ilvl="6" w:tplc="2CC02CD8">
+    <w:lvl w:ilvl="6" w:tplc="A43E7E5E">
       <w:numFmt w:val="decimal"/>
       <w:lvlText w:val=""/>
       <w:lvlJc w:val="left"/>
     </w:lvl>
-    <w:lvl w:ilvl="7" w:tplc="E61C60B4">
+    <w:lvl w:ilvl="7" w:tplc="747E79B8">
       <w:numFmt w:val="decimal"/>
       <w:lvlText w:val=""/>
       <w:lvlJc w:val="left"/>
     </w:lvl>
-    <w:lvl w:ilvl="8" w:tplc="396065DE">
+    <w:lvl w:ilvl="8" w:tplc="1A6C282A">
       <w:numFmt w:val="decimal"/>
       <w:lvlText w:val=""/>
       <w:lvlJc w:val="left"/>
     </w:lvl>
   </w:abstractNum>
   <w:abstractNum w:abstractNumId="2" w15:restartNumberingAfterBreak="0">
-    <w:nsid w:val="3CC93B85"/>
+    <w:nsid w:val="10B051B3"/>
     <w:multiLevelType w:val="hybridMultilevel"/>
-    <w:tmpl w:val="55E6D516"/>
-    <w:lvl w:ilvl="0" w:tplc="5EFEC0FA">
+    <w:tmpl w:val="276834A8"/>
+    <w:lvl w:ilvl="0" w:tplc="860AD702">
       <w:start w:val="1"/>
       <w:numFmt w:val="decimal"/>
       <w:lvlText w:val="%1."/>
@@ -6228,42 +6712,42 @@
         <w:ind w:left="1134" w:hanging="425"/>
       </w:pPr>
     </w:lvl>
-    <w:lvl w:ilvl="1" w:tplc="D8500C7E">
+    <w:lvl w:ilvl="1" w:tplc="1EBEA0C8">
       <w:numFmt w:val="decimal"/>
       <w:lvlText w:val=""/>
       <w:lvlJc w:val="left"/>
     </w:lvl>
-    <w:lvl w:ilvl="2" w:tplc="B8483824">
+    <w:lvl w:ilvl="2" w:tplc="8E3C169A">
       <w:numFmt w:val="decimal"/>
       <w:lvlText w:val=""/>
       <w:lvlJc w:val="left"/>
     </w:lvl>
-    <w:lvl w:ilvl="3" w:tplc="4AB441B4">
+    <w:lvl w:ilvl="3" w:tplc="8572F578">
       <w:numFmt w:val="decimal"/>
       <w:lvlText w:val=""/>
       <w:lvlJc w:val="left"/>
     </w:lvl>
-    <w:lvl w:ilvl="4" w:tplc="EF38E760">
+    <w:lvl w:ilvl="4" w:tplc="9D4ACB86">
       <w:numFmt w:val="decimal"/>
       <w:lvlText w:val=""/>
       <w:lvlJc w:val="left"/>
     </w:lvl>
-    <w:lvl w:ilvl="5" w:tplc="0FA8FB84">
+    <w:lvl w:ilvl="5" w:tplc="859C45F4">
       <w:numFmt w:val="decimal"/>
       <w:lvlText w:val=""/>
       <w:lvlJc w:val="left"/>
     </w:lvl>
-    <w:lvl w:ilvl="6" w:tplc="89421106">
+    <w:lvl w:ilvl="6" w:tplc="2BA0FD6C">
       <w:numFmt w:val="decimal"/>
       <w:lvlText w:val=""/>
       <w:lvlJc w:val="left"/>
     </w:lvl>
-    <w:lvl w:ilvl="7" w:tplc="8FB6CE5E">
+    <w:lvl w:ilvl="7" w:tplc="E2ECF77A">
       <w:numFmt w:val="decimal"/>
       <w:lvlText w:val=""/>
       <w:lvlJc w:val="left"/>
     </w:lvl>
-    <w:lvl w:ilvl="8" w:tplc="A878824E">
+    <w:lvl w:ilvl="8" w:tplc="A30C8692">
       <w:numFmt w:val="decimal"/>
       <w:lvlText w:val=""/>
       <w:lvlJc w:val="left"/>
@@ -6927,7 +7411,7 @@
     <w:autoRedefine/>
     <w:uiPriority w:val="39"/>
     <w:unhideWhenUsed/>
-    <w:rsid w:val="00D571ED"/>
+    <w:rsid w:val="007E0086"/>
     <w:pPr>
       <w:spacing w:after="100"/>
     </w:pPr>
@@ -6939,7 +7423,7 @@
     <w:autoRedefine/>
     <w:uiPriority w:val="39"/>
     <w:unhideWhenUsed/>
-    <w:rsid w:val="00D571ED"/>
+    <w:rsid w:val="007E0086"/>
     <w:pPr>
       <w:spacing w:after="100"/>
       <w:ind w:left="280"/>
